--- a/локальная/Analiz_RK_Gruppovye_progulki_EPK_2026-08-30.docx
+++ b/локальная/Analiz_RK_Gruppovye_progulki_EPK_2026-08-30.docx
@@ -27,7 +27,7 @@
           <w:color w:val="0B3D5C"/>
           <w:sz w:val="36"/>
         </w:rPr>
-        <w:t>ЕПК «Групповые прогулки» — 27–30.08 (срез 17:21)</w:t>
+        <w:t>ЕПК «Групповые прогулки» — неделя Пн–Вс 24–30.08</w:t>
       </w:r>
     </w:p>
     <w:p>
@@ -41,7 +41,7 @@
           <w:color w:val="444444"/>
           <w:sz w:val="20"/>
         </w:rPr>
-        <w:t>Кампания № 713449981 · CSV 2026-08-30_17-21-26_vitaminki21 · только эта ЕПК</w:t>
+        <w:t>Кампания № 713449981 · сшивка двух CSV vitaminki21, только эта ЕПК</w:t>
       </w:r>
     </w:p>
     <w:p>
@@ -55,7 +55,7 @@
           <w:color w:val="444444"/>
           <w:sz w:val="20"/>
         </w:rPr>
-        <w:t>В файле дни 27–30.08. Пн–ср 24–26.08 нет. Вс 30.08 неполный (срез 17:21).</w:t>
+        <w:t>24–26.08: 2026-08-30_17-28-14 · 27–30.08: 2026-08-30_17-21-26 (вс срез ~17:21)</w:t>
       </w:r>
     </w:p>
     <w:p>
@@ -69,7 +69,7 @@
           <w:color w:val="444444"/>
           <w:sz w:val="20"/>
         </w:rPr>
-        <w:t>27.08 оплата за клики · 29.08 вернули за конверсии · галерею услуг 29.08 включали и выключали</w:t>
+        <w:t>Пн–ср оплата за конверсии, голод · чт 27 за клики · сб 29 вернули за конверсии</w:t>
       </w:r>
     </w:p>
     <w:p>
@@ -111,7 +111,7 @@
           <w:b w:val="0"/>
           <w:sz w:val="22"/>
         </w:rPr>
-        <w:t>27–30.08: 756 ₽ · 1 132 показ · 50 клик · 3 конв. · CTR 4,4% · CR 6% · CPA 252 ₽.</w:t>
+        <w:t>Неделя закрыта: 756 ₽ · 1 435 показ · 66 клик · 3 конв. · CTR 4,6% · CR 4,5% · CPA 252 ₽.</w:t>
       </w:r>
     </w:p>
     <w:p>
@@ -125,7 +125,7 @@
           <w:b w:val="0"/>
           <w:sz w:val="22"/>
         </w:rPr>
-        <w:t>Пн 31.08 оплату на клики не переключать. Сб–вс 29–30: 516 ₽ · 18 клик · 3 конв. · CPA 172 ₽ — критерий «0 конв. и 0 ₽» не сработал.</w:t>
+        <w:t>Порог 10 конв./нед. не набран (3). Хуже прошлой недели (8 конв., CPA 141, CTR 7,3%).</w:t>
       </w:r>
     </w:p>
     <w:p>
@@ -139,7 +139,7 @@
           <w:b w:val="0"/>
           <w:sz w:val="22"/>
         </w:rPr>
-        <w:t>День оплаты за клики (чт 27.08): 240 ₽ · 24 клик · 0 конв. Купили поиск, заявок нет. Пт 28.08: 8 клик · 0 ₽ · 0 конв.</w:t>
+        <w:t>Пн–ср 24–26: 0 ₽ · 303 показ · 16 клик · 0 конв. Кулак «голодной» оплаты за конверсии — клики есть, списания нет.</w:t>
       </w:r>
     </w:p>
     <w:p>
@@ -153,7 +153,7 @@
           <w:b w:val="0"/>
           <w:sz w:val="22"/>
         </w:rPr>
-        <w:t>Все 3 заявки — после возврата оплаты за конверсии: 2 с Карт 29.08 (водные / морские прогулки) и 1 с галереи услуг 30.08.</w:t>
+        <w:t>Все 3 заявки в сб–вс после возврата на конверсии: 2 Карты 29.08 + 1 галерея услуг 30.08. Чт 27 (клики): 240 ₽ · 0 конв.</w:t>
       </w:r>
     </w:p>
     <w:p>
@@ -167,7 +167,7 @@
           <w:b w:val="0"/>
           <w:sz w:val="22"/>
         </w:rPr>
-        <w:t>На вс 30.08 галерея услуг ещё крутит: 360 показов, 2 клика, 1 конв., 185 ₽. В кабинете ещё раз снять галку «Список организаций / галерея услуг».</w:t>
+        <w:t>Пн 31.08 оплату на клики не переключать. Критерий сб–вс выполнен: 3 конв. · 516 ₽ · CPA 172.</w:t>
       </w:r>
     </w:p>
     <w:p>
@@ -181,7 +181,7 @@
           <w:color w:val="0B3D5C"/>
           <w:sz w:val="32"/>
         </w:rPr>
-        <w:t>2. По дням 27–30.08</w:t>
+        <w:t>2. Неделя целиком Пн–Вс 24–30.08</w:t>
       </w:r>
     </w:p>
     <w:tbl>
@@ -203,7 +203,7 @@
       <w:tr>
         <w:tc>
           <w:tcPr>
-            <w:tcW w:type="dxa" w:w="1814"/>
+            <w:tcW w:type="dxa" w:w="2041"/>
             <w:shd w:fill="0B3D5C" w:val="clear"/>
           </w:tcPr>
           <w:p>
@@ -221,7 +221,7 @@
         </w:tc>
         <w:tc>
           <w:tcPr>
-            <w:tcW w:type="dxa" w:w="1814"/>
+            <w:tcW w:type="dxa" w:w="1474"/>
             <w:shd w:fill="0B3D5C" w:val="clear"/>
           </w:tcPr>
           <w:p>
@@ -233,7 +233,7 @@
                 <w:color w:val="FFFFFF"/>
                 <w:sz w:val="18"/>
               </w:rPr>
-              <w:t>Оплата (кабинет)</w:t>
+              <w:t>Оплата</w:t>
             </w:r>
           </w:p>
         </w:tc>
@@ -349,7 +349,7 @@
       <w:tr>
         <w:tc>
           <w:tcPr>
-            <w:tcW w:type="dxa" w:w="1814"/>
+            <w:tcW w:type="dxa" w:w="2041"/>
           </w:tcPr>
           <w:p>
             <w:r/>
@@ -359,13 +359,13 @@
                 <w:b w:val="0"/>
                 <w:sz w:val="18"/>
               </w:rPr>
-              <w:t>Чт 27.08</w:t>
+              <w:t>Пн 24.08</w:t>
             </w:r>
           </w:p>
         </w:tc>
         <w:tc>
           <w:tcPr>
-            <w:tcW w:type="dxa" w:w="1814"/>
+            <w:tcW w:type="dxa" w:w="1474"/>
           </w:tcPr>
           <w:p>
             <w:r/>
@@ -375,7 +375,7 @@
                 <w:b w:val="0"/>
                 <w:sz w:val="18"/>
               </w:rPr>
-              <w:t>за клики</w:t>
+              <w:t>за конверсии</w:t>
             </w:r>
           </w:p>
         </w:tc>
@@ -391,7 +391,7 @@
                 <w:b w:val="0"/>
                 <w:sz w:val="18"/>
               </w:rPr>
-              <w:t>240</w:t>
+              <w:t>0</w:t>
             </w:r>
           </w:p>
         </w:tc>
@@ -407,7 +407,7 @@
                 <w:b w:val="0"/>
                 <w:sz w:val="18"/>
               </w:rPr>
-              <w:t>306</w:t>
+              <w:t>100</w:t>
             </w:r>
           </w:p>
         </w:tc>
@@ -423,7 +423,7 @@
                 <w:b w:val="0"/>
                 <w:sz w:val="18"/>
               </w:rPr>
-              <w:t>24</w:t>
+              <w:t>6</w:t>
             </w:r>
           </w:p>
         </w:tc>
@@ -455,7 +455,7 @@
                 <w:b w:val="0"/>
                 <w:sz w:val="18"/>
               </w:rPr>
-              <w:t>7,8%</w:t>
+              <w:t>6,0%</w:t>
             </w:r>
           </w:p>
         </w:tc>
@@ -479,7 +479,7 @@
       <w:tr>
         <w:tc>
           <w:tcPr>
-            <w:tcW w:type="dxa" w:w="1814"/>
+            <w:tcW w:type="dxa" w:w="2041"/>
             <w:shd w:fill="F2F7FA" w:val="clear"/>
           </w:tcPr>
           <w:p>
@@ -490,13 +490,13 @@
                 <w:b w:val="0"/>
                 <w:sz w:val="18"/>
               </w:rPr>
-              <w:t>Пт 28.08</w:t>
+              <w:t>Вт 25.08</w:t>
             </w:r>
           </w:p>
         </w:tc>
         <w:tc>
           <w:tcPr>
-            <w:tcW w:type="dxa" w:w="1814"/>
+            <w:tcW w:type="dxa" w:w="1474"/>
             <w:shd w:fill="F2F7FA" w:val="clear"/>
           </w:tcPr>
           <w:p>
@@ -507,7 +507,7 @@
                 <w:b w:val="0"/>
                 <w:sz w:val="18"/>
               </w:rPr>
-              <w:t>ещё клики / переход</w:t>
+              <w:t>за конверсии</w:t>
             </w:r>
           </w:p>
         </w:tc>
@@ -541,7 +541,7 @@
                 <w:b w:val="0"/>
                 <w:sz w:val="18"/>
               </w:rPr>
-              <w:t>51</w:t>
+              <w:t>90</w:t>
             </w:r>
           </w:p>
         </w:tc>
@@ -558,7 +558,7 @@
                 <w:b w:val="0"/>
                 <w:sz w:val="18"/>
               </w:rPr>
-              <w:t>8</w:t>
+              <w:t>6</w:t>
             </w:r>
           </w:p>
         </w:tc>
@@ -592,7 +592,7 @@
                 <w:b w:val="0"/>
                 <w:sz w:val="18"/>
               </w:rPr>
-              <w:t>15,7%</w:t>
+              <w:t>6,7%</w:t>
             </w:r>
           </w:p>
         </w:tc>
@@ -617,7 +617,7 @@
       <w:tr>
         <w:tc>
           <w:tcPr>
-            <w:tcW w:type="dxa" w:w="1814"/>
+            <w:tcW w:type="dxa" w:w="2041"/>
           </w:tcPr>
           <w:p>
             <w:r/>
@@ -627,13 +627,13 @@
                 <w:b w:val="0"/>
                 <w:sz w:val="18"/>
               </w:rPr>
-              <w:t>Сб 29.08</w:t>
+              <w:t>Ср 26.08</w:t>
             </w:r>
           </w:p>
         </w:tc>
         <w:tc>
           <w:tcPr>
-            <w:tcW w:type="dxa" w:w="1814"/>
+            <w:tcW w:type="dxa" w:w="1474"/>
           </w:tcPr>
           <w:p>
             <w:r/>
@@ -659,7 +659,7 @@
                 <w:b w:val="0"/>
                 <w:sz w:val="18"/>
               </w:rPr>
-              <w:t>331</w:t>
+              <w:t>0</w:t>
             </w:r>
           </w:p>
         </w:tc>
@@ -675,7 +675,7 @@
                 <w:b w:val="0"/>
                 <w:sz w:val="18"/>
               </w:rPr>
-              <w:t>356</w:t>
+              <w:t>113</w:t>
             </w:r>
           </w:p>
         </w:tc>
@@ -691,7 +691,7 @@
                 <w:b w:val="0"/>
                 <w:sz w:val="18"/>
               </w:rPr>
-              <w:t>11</w:t>
+              <w:t>4</w:t>
             </w:r>
           </w:p>
         </w:tc>
@@ -707,7 +707,7 @@
                 <w:b w:val="0"/>
                 <w:sz w:val="18"/>
               </w:rPr>
-              <w:t>2</w:t>
+              <w:t>0</w:t>
             </w:r>
           </w:p>
         </w:tc>
@@ -723,7 +723,7 @@
                 <w:b w:val="0"/>
                 <w:sz w:val="18"/>
               </w:rPr>
-              <w:t>3,1%</w:t>
+              <w:t>3,5%</w:t>
             </w:r>
           </w:p>
         </w:tc>
@@ -739,7 +739,7 @@
                 <w:b w:val="0"/>
                 <w:sz w:val="18"/>
               </w:rPr>
-              <w:t>166</w:t>
+              <w:t>—</w:t>
             </w:r>
           </w:p>
         </w:tc>
@@ -747,7 +747,7 @@
       <w:tr>
         <w:tc>
           <w:tcPr>
-            <w:tcW w:type="dxa" w:w="1814"/>
+            <w:tcW w:type="dxa" w:w="2041"/>
             <w:shd w:fill="F2F7FA" w:val="clear"/>
           </w:tcPr>
           <w:p>
@@ -758,13 +758,281 @@
                 <w:b w:val="0"/>
                 <w:sz w:val="18"/>
               </w:rPr>
-              <w:t>Вс 30.08 срез 17:21</w:t>
+              <w:t>Чт 27.08</w:t>
             </w:r>
           </w:p>
         </w:tc>
         <w:tc>
           <w:tcPr>
-            <w:tcW w:type="dxa" w:w="1814"/>
+            <w:tcW w:type="dxa" w:w="1474"/>
+            <w:shd w:fill="F2F7FA" w:val="clear"/>
+          </w:tcPr>
+          <w:p>
+            <w:r/>
+            <w:r>
+              <w:rPr>
+                <w:rFonts w:ascii="Calibri" w:hAnsi="Calibri" w:eastAsia="Calibri"/>
+                <w:b w:val="0"/>
+                <w:sz w:val="18"/>
+              </w:rPr>
+              <w:t>за клики</w:t>
+            </w:r>
+          </w:p>
+        </w:tc>
+        <w:tc>
+          <w:tcPr>
+            <w:tcW w:type="dxa" w:w="907"/>
+            <w:shd w:fill="F2F7FA" w:val="clear"/>
+          </w:tcPr>
+          <w:p>
+            <w:r/>
+            <w:r>
+              <w:rPr>
+                <w:rFonts w:ascii="Calibri" w:hAnsi="Calibri" w:eastAsia="Calibri"/>
+                <w:b w:val="0"/>
+                <w:sz w:val="18"/>
+              </w:rPr>
+              <w:t>240</w:t>
+            </w:r>
+          </w:p>
+        </w:tc>
+        <w:tc>
+          <w:tcPr>
+            <w:tcW w:type="dxa" w:w="907"/>
+            <w:shd w:fill="F2F7FA" w:val="clear"/>
+          </w:tcPr>
+          <w:p>
+            <w:r/>
+            <w:r>
+              <w:rPr>
+                <w:rFonts w:ascii="Calibri" w:hAnsi="Calibri" w:eastAsia="Calibri"/>
+                <w:b w:val="0"/>
+                <w:sz w:val="18"/>
+              </w:rPr>
+              <w:t>306</w:t>
+            </w:r>
+          </w:p>
+        </w:tc>
+        <w:tc>
+          <w:tcPr>
+            <w:tcW w:type="dxa" w:w="850"/>
+            <w:shd w:fill="F2F7FA" w:val="clear"/>
+          </w:tcPr>
+          <w:p>
+            <w:r/>
+            <w:r>
+              <w:rPr>
+                <w:rFonts w:ascii="Calibri" w:hAnsi="Calibri" w:eastAsia="Calibri"/>
+                <w:b w:val="0"/>
+                <w:sz w:val="18"/>
+              </w:rPr>
+              <w:t>24</w:t>
+            </w:r>
+          </w:p>
+        </w:tc>
+        <w:tc>
+          <w:tcPr>
+            <w:tcW w:type="dxa" w:w="850"/>
+            <w:shd w:fill="F2F7FA" w:val="clear"/>
+          </w:tcPr>
+          <w:p>
+            <w:r/>
+            <w:r>
+              <w:rPr>
+                <w:rFonts w:ascii="Calibri" w:hAnsi="Calibri" w:eastAsia="Calibri"/>
+                <w:b w:val="0"/>
+                <w:sz w:val="18"/>
+              </w:rPr>
+              <w:t>0</w:t>
+            </w:r>
+          </w:p>
+        </w:tc>
+        <w:tc>
+          <w:tcPr>
+            <w:tcW w:type="dxa" w:w="794"/>
+            <w:shd w:fill="F2F7FA" w:val="clear"/>
+          </w:tcPr>
+          <w:p>
+            <w:r/>
+            <w:r>
+              <w:rPr>
+                <w:rFonts w:ascii="Calibri" w:hAnsi="Calibri" w:eastAsia="Calibri"/>
+                <w:b w:val="0"/>
+                <w:sz w:val="18"/>
+              </w:rPr>
+              <w:t>7,8%</w:t>
+            </w:r>
+          </w:p>
+        </w:tc>
+        <w:tc>
+          <w:tcPr>
+            <w:tcW w:type="dxa" w:w="850"/>
+            <w:shd w:fill="F2F7FA" w:val="clear"/>
+          </w:tcPr>
+          <w:p>
+            <w:r/>
+            <w:r>
+              <w:rPr>
+                <w:rFonts w:ascii="Calibri" w:hAnsi="Calibri" w:eastAsia="Calibri"/>
+                <w:b w:val="0"/>
+                <w:sz w:val="18"/>
+              </w:rPr>
+              <w:t>—</w:t>
+            </w:r>
+          </w:p>
+        </w:tc>
+      </w:tr>
+      <w:tr>
+        <w:tc>
+          <w:tcPr>
+            <w:tcW w:type="dxa" w:w="2041"/>
+          </w:tcPr>
+          <w:p>
+            <w:r/>
+            <w:r>
+              <w:rPr>
+                <w:rFonts w:ascii="Calibri" w:hAnsi="Calibri" w:eastAsia="Calibri"/>
+                <w:b w:val="0"/>
+                <w:sz w:val="18"/>
+              </w:rPr>
+              <w:t>Пт 28.08</w:t>
+            </w:r>
+          </w:p>
+        </w:tc>
+        <w:tc>
+          <w:tcPr>
+            <w:tcW w:type="dxa" w:w="1474"/>
+          </w:tcPr>
+          <w:p>
+            <w:r/>
+            <w:r>
+              <w:rPr>
+                <w:rFonts w:ascii="Calibri" w:hAnsi="Calibri" w:eastAsia="Calibri"/>
+                <w:b w:val="0"/>
+                <w:sz w:val="18"/>
+              </w:rPr>
+              <w:t>переход</w:t>
+            </w:r>
+          </w:p>
+        </w:tc>
+        <w:tc>
+          <w:tcPr>
+            <w:tcW w:type="dxa" w:w="907"/>
+          </w:tcPr>
+          <w:p>
+            <w:r/>
+            <w:r>
+              <w:rPr>
+                <w:rFonts w:ascii="Calibri" w:hAnsi="Calibri" w:eastAsia="Calibri"/>
+                <w:b w:val="0"/>
+                <w:sz w:val="18"/>
+              </w:rPr>
+              <w:t>0</w:t>
+            </w:r>
+          </w:p>
+        </w:tc>
+        <w:tc>
+          <w:tcPr>
+            <w:tcW w:type="dxa" w:w="907"/>
+          </w:tcPr>
+          <w:p>
+            <w:r/>
+            <w:r>
+              <w:rPr>
+                <w:rFonts w:ascii="Calibri" w:hAnsi="Calibri" w:eastAsia="Calibri"/>
+                <w:b w:val="0"/>
+                <w:sz w:val="18"/>
+              </w:rPr>
+              <w:t>51</w:t>
+            </w:r>
+          </w:p>
+        </w:tc>
+        <w:tc>
+          <w:tcPr>
+            <w:tcW w:type="dxa" w:w="850"/>
+          </w:tcPr>
+          <w:p>
+            <w:r/>
+            <w:r>
+              <w:rPr>
+                <w:rFonts w:ascii="Calibri" w:hAnsi="Calibri" w:eastAsia="Calibri"/>
+                <w:b w:val="0"/>
+                <w:sz w:val="18"/>
+              </w:rPr>
+              <w:t>8</w:t>
+            </w:r>
+          </w:p>
+        </w:tc>
+        <w:tc>
+          <w:tcPr>
+            <w:tcW w:type="dxa" w:w="850"/>
+          </w:tcPr>
+          <w:p>
+            <w:r/>
+            <w:r>
+              <w:rPr>
+                <w:rFonts w:ascii="Calibri" w:hAnsi="Calibri" w:eastAsia="Calibri"/>
+                <w:b w:val="0"/>
+                <w:sz w:val="18"/>
+              </w:rPr>
+              <w:t>0</w:t>
+            </w:r>
+          </w:p>
+        </w:tc>
+        <w:tc>
+          <w:tcPr>
+            <w:tcW w:type="dxa" w:w="794"/>
+          </w:tcPr>
+          <w:p>
+            <w:r/>
+            <w:r>
+              <w:rPr>
+                <w:rFonts w:ascii="Calibri" w:hAnsi="Calibri" w:eastAsia="Calibri"/>
+                <w:b w:val="0"/>
+                <w:sz w:val="18"/>
+              </w:rPr>
+              <w:t>15,7%</w:t>
+            </w:r>
+          </w:p>
+        </w:tc>
+        <w:tc>
+          <w:tcPr>
+            <w:tcW w:type="dxa" w:w="850"/>
+          </w:tcPr>
+          <w:p>
+            <w:r/>
+            <w:r>
+              <w:rPr>
+                <w:rFonts w:ascii="Calibri" w:hAnsi="Calibri" w:eastAsia="Calibri"/>
+                <w:b w:val="0"/>
+                <w:sz w:val="18"/>
+              </w:rPr>
+              <w:t>—</w:t>
+            </w:r>
+          </w:p>
+        </w:tc>
+      </w:tr>
+      <w:tr>
+        <w:tc>
+          <w:tcPr>
+            <w:tcW w:type="dxa" w:w="2041"/>
+            <w:shd w:fill="F2F7FA" w:val="clear"/>
+          </w:tcPr>
+          <w:p>
+            <w:r/>
+            <w:r>
+              <w:rPr>
+                <w:rFonts w:ascii="Calibri" w:hAnsi="Calibri" w:eastAsia="Calibri"/>
+                <w:b w:val="0"/>
+                <w:sz w:val="18"/>
+              </w:rPr>
+              <w:t>Сб 29.08</w:t>
+            </w:r>
+          </w:p>
+        </w:tc>
+        <w:tc>
+          <w:tcPr>
+            <w:tcW w:type="dxa" w:w="1474"/>
             <w:shd w:fill="F2F7FA" w:val="clear"/>
           </w:tcPr>
           <w:p>
@@ -792,7 +1060,7 @@
                 <w:b w:val="0"/>
                 <w:sz w:val="18"/>
               </w:rPr>
-              <w:t>185</w:t>
+              <w:t>331</w:t>
             </w:r>
           </w:p>
         </w:tc>
@@ -809,7 +1077,7 @@
                 <w:b w:val="0"/>
                 <w:sz w:val="18"/>
               </w:rPr>
-              <w:t>419</w:t>
+              <w:t>356</w:t>
             </w:r>
           </w:p>
         </w:tc>
@@ -826,7 +1094,7 @@
                 <w:b w:val="0"/>
                 <w:sz w:val="18"/>
               </w:rPr>
-              <w:t>7</w:t>
+              <w:t>11</w:t>
             </w:r>
           </w:p>
         </w:tc>
@@ -843,7 +1111,7 @@
                 <w:b w:val="0"/>
                 <w:sz w:val="18"/>
               </w:rPr>
-              <w:t>1</w:t>
+              <w:t>2</w:t>
             </w:r>
           </w:p>
         </w:tc>
@@ -860,6 +1128,137 @@
                 <w:b w:val="0"/>
                 <w:sz w:val="18"/>
               </w:rPr>
+              <w:t>3,1%</w:t>
+            </w:r>
+          </w:p>
+        </w:tc>
+        <w:tc>
+          <w:tcPr>
+            <w:tcW w:type="dxa" w:w="850"/>
+            <w:shd w:fill="F2F7FA" w:val="clear"/>
+          </w:tcPr>
+          <w:p>
+            <w:r/>
+            <w:r>
+              <w:rPr>
+                <w:rFonts w:ascii="Calibri" w:hAnsi="Calibri" w:eastAsia="Calibri"/>
+                <w:b w:val="0"/>
+                <w:sz w:val="18"/>
+              </w:rPr>
+              <w:t>166</w:t>
+            </w:r>
+          </w:p>
+        </w:tc>
+      </w:tr>
+      <w:tr>
+        <w:tc>
+          <w:tcPr>
+            <w:tcW w:type="dxa" w:w="2041"/>
+          </w:tcPr>
+          <w:p>
+            <w:r/>
+            <w:r>
+              <w:rPr>
+                <w:rFonts w:ascii="Calibri" w:hAnsi="Calibri" w:eastAsia="Calibri"/>
+                <w:b w:val="0"/>
+                <w:sz w:val="18"/>
+              </w:rPr>
+              <w:t>Вс 30.08 срез 17:21</w:t>
+            </w:r>
+          </w:p>
+        </w:tc>
+        <w:tc>
+          <w:tcPr>
+            <w:tcW w:type="dxa" w:w="1474"/>
+          </w:tcPr>
+          <w:p>
+            <w:r/>
+            <w:r>
+              <w:rPr>
+                <w:rFonts w:ascii="Calibri" w:hAnsi="Calibri" w:eastAsia="Calibri"/>
+                <w:b w:val="0"/>
+                <w:sz w:val="18"/>
+              </w:rPr>
+              <w:t>за конверсии</w:t>
+            </w:r>
+          </w:p>
+        </w:tc>
+        <w:tc>
+          <w:tcPr>
+            <w:tcW w:type="dxa" w:w="907"/>
+          </w:tcPr>
+          <w:p>
+            <w:r/>
+            <w:r>
+              <w:rPr>
+                <w:rFonts w:ascii="Calibri" w:hAnsi="Calibri" w:eastAsia="Calibri"/>
+                <w:b w:val="0"/>
+                <w:sz w:val="18"/>
+              </w:rPr>
+              <w:t>185</w:t>
+            </w:r>
+          </w:p>
+        </w:tc>
+        <w:tc>
+          <w:tcPr>
+            <w:tcW w:type="dxa" w:w="907"/>
+          </w:tcPr>
+          <w:p>
+            <w:r/>
+            <w:r>
+              <w:rPr>
+                <w:rFonts w:ascii="Calibri" w:hAnsi="Calibri" w:eastAsia="Calibri"/>
+                <w:b w:val="0"/>
+                <w:sz w:val="18"/>
+              </w:rPr>
+              <w:t>419</w:t>
+            </w:r>
+          </w:p>
+        </w:tc>
+        <w:tc>
+          <w:tcPr>
+            <w:tcW w:type="dxa" w:w="850"/>
+          </w:tcPr>
+          <w:p>
+            <w:r/>
+            <w:r>
+              <w:rPr>
+                <w:rFonts w:ascii="Calibri" w:hAnsi="Calibri" w:eastAsia="Calibri"/>
+                <w:b w:val="0"/>
+                <w:sz w:val="18"/>
+              </w:rPr>
+              <w:t>7</w:t>
+            </w:r>
+          </w:p>
+        </w:tc>
+        <w:tc>
+          <w:tcPr>
+            <w:tcW w:type="dxa" w:w="850"/>
+          </w:tcPr>
+          <w:p>
+            <w:r/>
+            <w:r>
+              <w:rPr>
+                <w:rFonts w:ascii="Calibri" w:hAnsi="Calibri" w:eastAsia="Calibri"/>
+                <w:b w:val="0"/>
+                <w:sz w:val="18"/>
+              </w:rPr>
+              <w:t>1</w:t>
+            </w:r>
+          </w:p>
+        </w:tc>
+        <w:tc>
+          <w:tcPr>
+            <w:tcW w:type="dxa" w:w="794"/>
+          </w:tcPr>
+          <w:p>
+            <w:r/>
+            <w:r>
+              <w:rPr>
+                <w:rFonts w:ascii="Calibri" w:hAnsi="Calibri" w:eastAsia="Calibri"/>
+                <w:b w:val="0"/>
+                <w:sz w:val="18"/>
+              </w:rPr>
               <w:t>1,7%</w:t>
             </w:r>
           </w:p>
@@ -867,7 +1266,6 @@
         <w:tc>
           <w:tcPr>
             <w:tcW w:type="dxa" w:w="850"/>
-            <w:shd w:fill="F2F7FA" w:val="clear"/>
           </w:tcPr>
           <w:p>
             <w:r/>
@@ -885,7 +1283,8 @@
       <w:tr>
         <w:tc>
           <w:tcPr>
-            <w:tcW w:type="dxa" w:w="1814"/>
+            <w:tcW w:type="dxa" w:w="2041"/>
+            <w:shd w:fill="F2F7FA" w:val="clear"/>
           </w:tcPr>
           <w:p>
             <w:r/>
@@ -895,13 +1294,14 @@
                 <w:b w:val="0"/>
                 <w:sz w:val="18"/>
               </w:rPr>
-              <w:t>Итого 27–30</w:t>
+              <w:t>Итого 24–30</w:t>
             </w:r>
           </w:p>
         </w:tc>
         <w:tc>
           <w:tcPr>
-            <w:tcW w:type="dxa" w:w="1814"/>
+            <w:tcW w:type="dxa" w:w="1474"/>
+            <w:shd w:fill="F2F7FA" w:val="clear"/>
           </w:tcPr>
           <w:p>
             <w:r/>
@@ -918,6 +1318,7 @@
         <w:tc>
           <w:tcPr>
             <w:tcW w:type="dxa" w:w="907"/>
+            <w:shd w:fill="F2F7FA" w:val="clear"/>
           </w:tcPr>
           <w:p>
             <w:r/>
@@ -934,88 +1335,6 @@
         <w:tc>
           <w:tcPr>
             <w:tcW w:type="dxa" w:w="907"/>
-          </w:tcPr>
-          <w:p>
-            <w:r/>
-            <w:r>
-              <w:rPr>
-                <w:rFonts w:ascii="Calibri" w:hAnsi="Calibri" w:eastAsia="Calibri"/>
-                <w:b w:val="0"/>
-                <w:sz w:val="18"/>
-              </w:rPr>
-              <w:t>1 132</w:t>
-            </w:r>
-          </w:p>
-        </w:tc>
-        <w:tc>
-          <w:tcPr>
-            <w:tcW w:type="dxa" w:w="850"/>
-          </w:tcPr>
-          <w:p>
-            <w:r/>
-            <w:r>
-              <w:rPr>
-                <w:rFonts w:ascii="Calibri" w:hAnsi="Calibri" w:eastAsia="Calibri"/>
-                <w:b w:val="0"/>
-                <w:sz w:val="18"/>
-              </w:rPr>
-              <w:t>50</w:t>
-            </w:r>
-          </w:p>
-        </w:tc>
-        <w:tc>
-          <w:tcPr>
-            <w:tcW w:type="dxa" w:w="850"/>
-          </w:tcPr>
-          <w:p>
-            <w:r/>
-            <w:r>
-              <w:rPr>
-                <w:rFonts w:ascii="Calibri" w:hAnsi="Calibri" w:eastAsia="Calibri"/>
-                <w:b w:val="0"/>
-                <w:sz w:val="18"/>
-              </w:rPr>
-              <w:t>3</w:t>
-            </w:r>
-          </w:p>
-        </w:tc>
-        <w:tc>
-          <w:tcPr>
-            <w:tcW w:type="dxa" w:w="794"/>
-          </w:tcPr>
-          <w:p>
-            <w:r/>
-            <w:r>
-              <w:rPr>
-                <w:rFonts w:ascii="Calibri" w:hAnsi="Calibri" w:eastAsia="Calibri"/>
-                <w:b w:val="0"/>
-                <w:sz w:val="18"/>
-              </w:rPr>
-              <w:t>4,4%</w:t>
-            </w:r>
-          </w:p>
-        </w:tc>
-        <w:tc>
-          <w:tcPr>
-            <w:tcW w:type="dxa" w:w="850"/>
-          </w:tcPr>
-          <w:p>
-            <w:r/>
-            <w:r>
-              <w:rPr>
-                <w:rFonts w:ascii="Calibri" w:hAnsi="Calibri" w:eastAsia="Calibri"/>
-                <w:b w:val="0"/>
-                <w:sz w:val="18"/>
-              </w:rPr>
-              <w:t>252</w:t>
-            </w:r>
-          </w:p>
-        </w:tc>
-      </w:tr>
-      <w:tr>
-        <w:tc>
-          <w:tcPr>
-            <w:tcW w:type="dxa" w:w="1814"/>
             <w:shd w:fill="F2F7FA" w:val="clear"/>
           </w:tcPr>
           <w:p>
@@ -1026,58 +1345,7 @@
                 <w:b w:val="0"/>
                 <w:sz w:val="18"/>
               </w:rPr>
-              <w:t>Сб–вс 29–30</w:t>
-            </w:r>
-          </w:p>
-        </w:tc>
-        <w:tc>
-          <w:tcPr>
-            <w:tcW w:type="dxa" w:w="1814"/>
-            <w:shd w:fill="F2F7FA" w:val="clear"/>
-          </w:tcPr>
-          <w:p>
-            <w:r/>
-            <w:r>
-              <w:rPr>
-                <w:rFonts w:ascii="Calibri" w:hAnsi="Calibri" w:eastAsia="Calibri"/>
-                <w:b w:val="0"/>
-                <w:sz w:val="18"/>
-              </w:rPr>
-              <w:t>за конверсии</w:t>
-            </w:r>
-          </w:p>
-        </w:tc>
-        <w:tc>
-          <w:tcPr>
-            <w:tcW w:type="dxa" w:w="907"/>
-            <w:shd w:fill="F2F7FA" w:val="clear"/>
-          </w:tcPr>
-          <w:p>
-            <w:r/>
-            <w:r>
-              <w:rPr>
-                <w:rFonts w:ascii="Calibri" w:hAnsi="Calibri" w:eastAsia="Calibri"/>
-                <w:b w:val="0"/>
-                <w:sz w:val="18"/>
-              </w:rPr>
-              <w:t>516</w:t>
-            </w:r>
-          </w:p>
-        </w:tc>
-        <w:tc>
-          <w:tcPr>
-            <w:tcW w:type="dxa" w:w="907"/>
-            <w:shd w:fill="F2F7FA" w:val="clear"/>
-          </w:tcPr>
-          <w:p>
-            <w:r/>
-            <w:r>
-              <w:rPr>
-                <w:rFonts w:ascii="Calibri" w:hAnsi="Calibri" w:eastAsia="Calibri"/>
-                <w:b w:val="0"/>
-                <w:sz w:val="18"/>
-              </w:rPr>
-              <w:t>775</w:t>
+              <w:t>1 435</w:t>
             </w:r>
           </w:p>
         </w:tc>
@@ -1094,7 +1362,7 @@
                 <w:b w:val="0"/>
                 <w:sz w:val="18"/>
               </w:rPr>
-              <w:t>18</w:t>
+              <w:t>66</w:t>
             </w:r>
           </w:p>
         </w:tc>
@@ -1128,7 +1396,7 @@
                 <w:b w:val="0"/>
                 <w:sz w:val="18"/>
               </w:rPr>
-              <w:t>2,3%</w:t>
+              <w:t>4,6%</w:t>
             </w:r>
           </w:p>
         </w:tc>
@@ -1145,7 +1413,433 @@
                 <w:b w:val="0"/>
                 <w:sz w:val="18"/>
               </w:rPr>
-              <w:t>172</w:t>
+              <w:t>252</w:t>
+            </w:r>
+          </w:p>
+        </w:tc>
+      </w:tr>
+    </w:tbl>
+    <w:p/>
+    <w:tbl>
+      <w:tblPr>
+        <w:tblStyle w:val="TableGrid"/>
+        <w:tblW w:type="auto" w:w="0"/>
+        <w:tblLook w:firstColumn="1" w:firstRow="1" w:lastColumn="0" w:lastRow="0" w:noHBand="0" w:noVBand="1" w:val="04A0"/>
+      </w:tblPr>
+      <w:tblGrid>
+        <w:gridCol w:w="2578"/>
+        <w:gridCol w:w="2578"/>
+        <w:gridCol w:w="2578"/>
+        <w:gridCol w:w="2578"/>
+      </w:tblGrid>
+      <w:tr>
+        <w:tc>
+          <w:tcPr>
+            <w:tcW w:type="dxa" w:w="1928"/>
+            <w:shd w:fill="0B3D5C" w:val="clear"/>
+          </w:tcPr>
+          <w:p>
+            <w:r/>
+            <w:r>
+              <w:rPr>
+                <w:rFonts w:ascii="Calibri" w:hAnsi="Calibri" w:eastAsia="Calibri"/>
+                <w:b/>
+                <w:color w:val="FFFFFF"/>
+                <w:sz w:val="18"/>
+              </w:rPr>
+              <w:t>Метрика</w:t>
+            </w:r>
+          </w:p>
+        </w:tc>
+        <w:tc>
+          <w:tcPr>
+            <w:tcW w:type="dxa" w:w="1928"/>
+            <w:shd w:fill="0B3D5C" w:val="clear"/>
+          </w:tcPr>
+          <w:p>
+            <w:r/>
+            <w:r>
+              <w:rPr>
+                <w:rFonts w:ascii="Calibri" w:hAnsi="Calibri" w:eastAsia="Calibri"/>
+                <w:b/>
+                <w:color w:val="FFFFFF"/>
+                <w:sz w:val="18"/>
+              </w:rPr>
+              <w:t>17–23.08</w:t>
+            </w:r>
+          </w:p>
+        </w:tc>
+        <w:tc>
+          <w:tcPr>
+            <w:tcW w:type="dxa" w:w="2041"/>
+            <w:shd w:fill="0B3D5C" w:val="clear"/>
+          </w:tcPr>
+          <w:p>
+            <w:r/>
+            <w:r>
+              <w:rPr>
+                <w:rFonts w:ascii="Calibri" w:hAnsi="Calibri" w:eastAsia="Calibri"/>
+                <w:b/>
+                <w:color w:val="FFFFFF"/>
+                <w:sz w:val="18"/>
+              </w:rPr>
+              <w:t>24–30.08</w:t>
+            </w:r>
+          </w:p>
+        </w:tc>
+        <w:tc>
+          <w:tcPr>
+            <w:tcW w:type="dxa" w:w="3628"/>
+            <w:shd w:fill="0B3D5C" w:val="clear"/>
+          </w:tcPr>
+          <w:p>
+            <w:r/>
+            <w:r>
+              <w:rPr>
+                <w:rFonts w:ascii="Calibri" w:hAnsi="Calibri" w:eastAsia="Calibri"/>
+                <w:b/>
+                <w:color w:val="FFFFFF"/>
+                <w:sz w:val="18"/>
+              </w:rPr>
+              <w:t>Комментарий</w:t>
+            </w:r>
+          </w:p>
+        </w:tc>
+      </w:tr>
+      <w:tr>
+        <w:tc>
+          <w:tcPr>
+            <w:tcW w:type="dxa" w:w="1928"/>
+          </w:tcPr>
+          <w:p>
+            <w:r/>
+            <w:r>
+              <w:rPr>
+                <w:rFonts w:ascii="Calibri" w:hAnsi="Calibri" w:eastAsia="Calibri"/>
+                <w:b w:val="0"/>
+                <w:sz w:val="18"/>
+              </w:rPr>
+              <w:t>Расход</w:t>
+            </w:r>
+          </w:p>
+        </w:tc>
+        <w:tc>
+          <w:tcPr>
+            <w:tcW w:type="dxa" w:w="1928"/>
+          </w:tcPr>
+          <w:p>
+            <w:r/>
+            <w:r>
+              <w:rPr>
+                <w:rFonts w:ascii="Calibri" w:hAnsi="Calibri" w:eastAsia="Calibri"/>
+                <w:b w:val="0"/>
+                <w:sz w:val="18"/>
+              </w:rPr>
+              <w:t>1 129 ₽</w:t>
+            </w:r>
+          </w:p>
+        </w:tc>
+        <w:tc>
+          <w:tcPr>
+            <w:tcW w:type="dxa" w:w="2041"/>
+          </w:tcPr>
+          <w:p>
+            <w:r/>
+            <w:r>
+              <w:rPr>
+                <w:rFonts w:ascii="Calibri" w:hAnsi="Calibri" w:eastAsia="Calibri"/>
+                <w:b w:val="0"/>
+                <w:sz w:val="18"/>
+              </w:rPr>
+              <w:t>756 ₽</w:t>
+            </w:r>
+          </w:p>
+        </w:tc>
+        <w:tc>
+          <w:tcPr>
+            <w:tcW w:type="dxa" w:w="3628"/>
+          </w:tcPr>
+          <w:p>
+            <w:r/>
+            <w:r>
+              <w:rPr>
+                <w:rFonts w:ascii="Calibri" w:hAnsi="Calibri" w:eastAsia="Calibri"/>
+                <w:b w:val="0"/>
+                <w:sz w:val="18"/>
+              </w:rPr>
+              <w:t>Лимит 7 000 снова не выбран</w:t>
+            </w:r>
+          </w:p>
+        </w:tc>
+      </w:tr>
+      <w:tr>
+        <w:tc>
+          <w:tcPr>
+            <w:tcW w:type="dxa" w:w="1928"/>
+            <w:shd w:fill="F2F7FA" w:val="clear"/>
+          </w:tcPr>
+          <w:p>
+            <w:r/>
+            <w:r>
+              <w:rPr>
+                <w:rFonts w:ascii="Calibri" w:hAnsi="Calibri" w:eastAsia="Calibri"/>
+                <w:b w:val="0"/>
+                <w:sz w:val="18"/>
+              </w:rPr>
+              <w:t>Показы / клики</w:t>
+            </w:r>
+          </w:p>
+        </w:tc>
+        <w:tc>
+          <w:tcPr>
+            <w:tcW w:type="dxa" w:w="1928"/>
+            <w:shd w:fill="F2F7FA" w:val="clear"/>
+          </w:tcPr>
+          <w:p>
+            <w:r/>
+            <w:r>
+              <w:rPr>
+                <w:rFonts w:ascii="Calibri" w:hAnsi="Calibri" w:eastAsia="Calibri"/>
+                <w:b w:val="0"/>
+                <w:sz w:val="18"/>
+              </w:rPr>
+              <w:t>939 / 69</w:t>
+            </w:r>
+          </w:p>
+        </w:tc>
+        <w:tc>
+          <w:tcPr>
+            <w:tcW w:type="dxa" w:w="2041"/>
+            <w:shd w:fill="F2F7FA" w:val="clear"/>
+          </w:tcPr>
+          <w:p>
+            <w:r/>
+            <w:r>
+              <w:rPr>
+                <w:rFonts w:ascii="Calibri" w:hAnsi="Calibri" w:eastAsia="Calibri"/>
+                <w:b w:val="0"/>
+                <w:sz w:val="18"/>
+              </w:rPr>
+              <w:t>1 435 / 66</w:t>
+            </w:r>
+          </w:p>
+        </w:tc>
+        <w:tc>
+          <w:tcPr>
+            <w:tcW w:type="dxa" w:w="3628"/>
+            <w:shd w:fill="F2F7FA" w:val="clear"/>
+          </w:tcPr>
+          <w:p>
+            <w:r/>
+            <w:r>
+              <w:rPr>
+                <w:rFonts w:ascii="Calibri" w:hAnsi="Calibri" w:eastAsia="Calibri"/>
+                <w:b w:val="0"/>
+                <w:sz w:val="18"/>
+              </w:rPr>
+              <w:t>Показы выше из‑за галереи 634 в сб–вс</w:t>
+            </w:r>
+          </w:p>
+        </w:tc>
+      </w:tr>
+      <w:tr>
+        <w:tc>
+          <w:tcPr>
+            <w:tcW w:type="dxa" w:w="1928"/>
+          </w:tcPr>
+          <w:p>
+            <w:r/>
+            <w:r>
+              <w:rPr>
+                <w:rFonts w:ascii="Calibri" w:hAnsi="Calibri" w:eastAsia="Calibri"/>
+                <w:b w:val="0"/>
+                <w:sz w:val="18"/>
+              </w:rPr>
+              <w:t>Конверсии</w:t>
+            </w:r>
+          </w:p>
+        </w:tc>
+        <w:tc>
+          <w:tcPr>
+            <w:tcW w:type="dxa" w:w="1928"/>
+          </w:tcPr>
+          <w:p>
+            <w:r/>
+            <w:r>
+              <w:rPr>
+                <w:rFonts w:ascii="Calibri" w:hAnsi="Calibri" w:eastAsia="Calibri"/>
+                <w:b w:val="0"/>
+                <w:sz w:val="18"/>
+              </w:rPr>
+              <w:t>8</w:t>
+            </w:r>
+          </w:p>
+        </w:tc>
+        <w:tc>
+          <w:tcPr>
+            <w:tcW w:type="dxa" w:w="2041"/>
+          </w:tcPr>
+          <w:p>
+            <w:r/>
+            <w:r>
+              <w:rPr>
+                <w:rFonts w:ascii="Calibri" w:hAnsi="Calibri" w:eastAsia="Calibri"/>
+                <w:b w:val="0"/>
+                <w:sz w:val="18"/>
+              </w:rPr>
+              <w:t>3</w:t>
+            </w:r>
+          </w:p>
+        </w:tc>
+        <w:tc>
+          <w:tcPr>
+            <w:tcW w:type="dxa" w:w="3628"/>
+          </w:tcPr>
+          <w:p>
+            <w:r/>
+            <w:r>
+              <w:rPr>
+                <w:rFonts w:ascii="Calibri" w:hAnsi="Calibri" w:eastAsia="Calibri"/>
+                <w:b w:val="0"/>
+                <w:sz w:val="18"/>
+              </w:rPr>
+              <w:t>Порог 10 не набран</w:t>
+            </w:r>
+          </w:p>
+        </w:tc>
+      </w:tr>
+      <w:tr>
+        <w:tc>
+          <w:tcPr>
+            <w:tcW w:type="dxa" w:w="1928"/>
+            <w:shd w:fill="F2F7FA" w:val="clear"/>
+          </w:tcPr>
+          <w:p>
+            <w:r/>
+            <w:r>
+              <w:rPr>
+                <w:rFonts w:ascii="Calibri" w:hAnsi="Calibri" w:eastAsia="Calibri"/>
+                <w:b w:val="0"/>
+                <w:sz w:val="18"/>
+              </w:rPr>
+              <w:t>CTR / CR</w:t>
+            </w:r>
+          </w:p>
+        </w:tc>
+        <w:tc>
+          <w:tcPr>
+            <w:tcW w:type="dxa" w:w="1928"/>
+            <w:shd w:fill="F2F7FA" w:val="clear"/>
+          </w:tcPr>
+          <w:p>
+            <w:r/>
+            <w:r>
+              <w:rPr>
+                <w:rFonts w:ascii="Calibri" w:hAnsi="Calibri" w:eastAsia="Calibri"/>
+                <w:b w:val="0"/>
+                <w:sz w:val="18"/>
+              </w:rPr>
+              <w:t>7,3% / 11,6%</w:t>
+            </w:r>
+          </w:p>
+        </w:tc>
+        <w:tc>
+          <w:tcPr>
+            <w:tcW w:type="dxa" w:w="2041"/>
+            <w:shd w:fill="F2F7FA" w:val="clear"/>
+          </w:tcPr>
+          <w:p>
+            <w:r/>
+            <w:r>
+              <w:rPr>
+                <w:rFonts w:ascii="Calibri" w:hAnsi="Calibri" w:eastAsia="Calibri"/>
+                <w:b w:val="0"/>
+                <w:sz w:val="18"/>
+              </w:rPr>
+              <w:t>4,6% / 4,5%</w:t>
+            </w:r>
+          </w:p>
+        </w:tc>
+        <w:tc>
+          <w:tcPr>
+            <w:tcW w:type="dxa" w:w="3628"/>
+            <w:shd w:fill="F2F7FA" w:val="clear"/>
+          </w:tcPr>
+          <w:p>
+            <w:r/>
+            <w:r>
+              <w:rPr>
+                <w:rFonts w:ascii="Calibri" w:hAnsi="Calibri" w:eastAsia="Calibri"/>
+                <w:b w:val="0"/>
+                <w:sz w:val="18"/>
+              </w:rPr>
+              <w:t>Качество ниже</w:t>
+            </w:r>
+          </w:p>
+        </w:tc>
+      </w:tr>
+      <w:tr>
+        <w:tc>
+          <w:tcPr>
+            <w:tcW w:type="dxa" w:w="1928"/>
+          </w:tcPr>
+          <w:p>
+            <w:r/>
+            <w:r>
+              <w:rPr>
+                <w:rFonts w:ascii="Calibri" w:hAnsi="Calibri" w:eastAsia="Calibri"/>
+                <w:b w:val="0"/>
+                <w:sz w:val="18"/>
+              </w:rPr>
+              <w:t>CPA</w:t>
+            </w:r>
+          </w:p>
+        </w:tc>
+        <w:tc>
+          <w:tcPr>
+            <w:tcW w:type="dxa" w:w="1928"/>
+          </w:tcPr>
+          <w:p>
+            <w:r/>
+            <w:r>
+              <w:rPr>
+                <w:rFonts w:ascii="Calibri" w:hAnsi="Calibri" w:eastAsia="Calibri"/>
+                <w:b w:val="0"/>
+                <w:sz w:val="18"/>
+              </w:rPr>
+              <w:t>141 ₽</w:t>
+            </w:r>
+          </w:p>
+        </w:tc>
+        <w:tc>
+          <w:tcPr>
+            <w:tcW w:type="dxa" w:w="2041"/>
+          </w:tcPr>
+          <w:p>
+            <w:r/>
+            <w:r>
+              <w:rPr>
+                <w:rFonts w:ascii="Calibri" w:hAnsi="Calibri" w:eastAsia="Calibri"/>
+                <w:b w:val="0"/>
+                <w:sz w:val="18"/>
+              </w:rPr>
+              <w:t>252 ₽</w:t>
+            </w:r>
+          </w:p>
+        </w:tc>
+        <w:tc>
+          <w:tcPr>
+            <w:tcW w:type="dxa" w:w="3628"/>
+          </w:tcPr>
+          <w:p>
+            <w:r/>
+            <w:r>
+              <w:rPr>
+                <w:rFonts w:ascii="Calibri" w:hAnsi="Calibri" w:eastAsia="Calibri"/>
+                <w:b w:val="0"/>
+                <w:sz w:val="18"/>
+              </w:rPr>
+              <w:t>Раздуто днём кликов 240 ₽ без заявок</w:t>
             </w:r>
           </w:p>
         </w:tc>
@@ -1162,7 +1856,7 @@
           <w:b w:val="0"/>
           <w:sz w:val="22"/>
         </w:rPr>
-        <w:t>Неделя Пн–Вс 24–30 в этом CSV не закрыта: нет 24–26.08. По срезу 27.08 утром тогда было 0 конв. Если пн–ср тоже нули, неделя 24–30 ≈ 3 конв. — порог 10 снова не набран. Оплату из‑за порога не менять.</w:t>
+        <w:t>Вс 30.08 неполный (17:21). На итог недели это почти не влияет: третья заявка уже в срезе. Пн–ср подтвердили голод: 16 кликов бесплатно, стратегия не покупала.</w:t>
       </w:r>
     </w:p>
     <w:p>
@@ -1193,7 +1887,7 @@
       <w:tr>
         <w:tc>
           <w:tcPr>
-            <w:tcW w:type="dxa" w:w="3515"/>
+            <w:tcW w:type="dxa" w:w="3402"/>
             <w:shd w:fill="0B3D5C" w:val="clear"/>
           </w:tcPr>
           <w:p>
@@ -1211,7 +1905,7 @@
         </w:tc>
         <w:tc>
           <w:tcPr>
-            <w:tcW w:type="dxa" w:w="2835"/>
+            <w:tcW w:type="dxa" w:w="3061"/>
             <w:shd w:fill="0B3D5C" w:val="clear"/>
           </w:tcPr>
           <w:p>
@@ -1223,13 +1917,13 @@
                 <w:color w:val="FFFFFF"/>
                 <w:sz w:val="18"/>
               </w:rPr>
-              <w:t>Факт сб–вс</w:t>
+              <w:t>Факт</w:t>
             </w:r>
           </w:p>
         </w:tc>
         <w:tc>
           <w:tcPr>
-            <w:tcW w:type="dxa" w:w="3175"/>
+            <w:tcW w:type="dxa" w:w="3061"/>
             <w:shd w:fill="0B3D5C" w:val="clear"/>
           </w:tcPr>
           <w:p>
@@ -1249,7 +1943,7 @@
       <w:tr>
         <w:tc>
           <w:tcPr>
-            <w:tcW w:type="dxa" w:w="3515"/>
+            <w:tcW w:type="dxa" w:w="3402"/>
           </w:tcPr>
           <w:p>
             <w:r/>
@@ -1259,13 +1953,13 @@
                 <w:b w:val="0"/>
                 <w:sz w:val="18"/>
               </w:rPr>
-              <w:t>0 конв. и 0 ₽ → снова клики + пауза РСЯ</w:t>
+              <w:t>0 конв. и 0 ₽ за сб–вс → снова клики</w:t>
             </w:r>
           </w:p>
         </w:tc>
         <w:tc>
           <w:tcPr>
-            <w:tcW w:type="dxa" w:w="2835"/>
+            <w:tcW w:type="dxa" w:w="3061"/>
           </w:tcPr>
           <w:p>
             <w:r/>
@@ -1275,13 +1969,13 @@
                 <w:b w:val="0"/>
                 <w:sz w:val="18"/>
               </w:rPr>
-              <w:t>3 конв. · 516 ₽ · CPA 172</w:t>
+              <w:t>29–30: 3 конв. · 516 ₽ · CPA 172</w:t>
             </w:r>
           </w:p>
         </w:tc>
         <w:tc>
           <w:tcPr>
-            <w:tcW w:type="dxa" w:w="3175"/>
+            <w:tcW w:type="dxa" w:w="3061"/>
           </w:tcPr>
           <w:p>
             <w:r/>
@@ -1299,7 +1993,7 @@
       <w:tr>
         <w:tc>
           <w:tcPr>
-            <w:tcW w:type="dxa" w:w="3515"/>
+            <w:tcW w:type="dxa" w:w="3402"/>
             <w:shd w:fill="F2F7FA" w:val="clear"/>
           </w:tcPr>
           <w:p>
@@ -1310,13 +2004,13 @@
                 <w:b w:val="0"/>
                 <w:sz w:val="18"/>
               </w:rPr>
-              <w:t>Есть заявки, CPA ~140–160 → оставить</w:t>
+              <w:t>Есть заявки, CPA ~140–160</w:t>
             </w:r>
           </w:p>
         </w:tc>
         <w:tc>
           <w:tcPr>
-            <w:tcW w:type="dxa" w:w="2835"/>
+            <w:tcW w:type="dxa" w:w="3061"/>
             <w:shd w:fill="F2F7FA" w:val="clear"/>
           </w:tcPr>
           <w:p>
@@ -1327,13 +2021,13 @@
                 <w:b w:val="0"/>
                 <w:sz w:val="18"/>
               </w:rPr>
-              <w:t>CPA 166–185, рядом с автоцелью 160</w:t>
+              <w:t>CPA заявок 166–185, рядом с автоцелью 160</w:t>
             </w:r>
           </w:p>
         </w:tc>
         <w:tc>
           <w:tcPr>
-            <w:tcW w:type="dxa" w:w="3175"/>
+            <w:tcW w:type="dxa" w:w="3061"/>
             <w:shd w:fill="F2F7FA" w:val="clear"/>
           </w:tcPr>
           <w:p>
@@ -1344,7 +2038,7 @@
                 <w:b w:val="0"/>
                 <w:sz w:val="18"/>
               </w:rPr>
-              <w:t>Оставить. Цены целей не крутить</w:t>
+              <w:t>Цели не крутить</w:t>
             </w:r>
           </w:p>
         </w:tc>
@@ -1352,7 +2046,7 @@
       <w:tr>
         <w:tc>
           <w:tcPr>
-            <w:tcW w:type="dxa" w:w="3515"/>
+            <w:tcW w:type="dxa" w:w="3402"/>
           </w:tcPr>
           <w:p>
             <w:r/>
@@ -1362,13 +2056,13 @@
                 <w:b w:val="0"/>
                 <w:sz w:val="18"/>
               </w:rPr>
-              <w:t>РСЯ сожрала дневной лимит</w:t>
+              <w:t>РСЯ сожрала день</w:t>
             </w:r>
           </w:p>
         </w:tc>
         <w:tc>
           <w:tcPr>
-            <w:tcW w:type="dxa" w:w="2835"/>
+            <w:tcW w:type="dxa" w:w="3061"/>
           </w:tcPr>
           <w:p>
             <w:r/>
@@ -1378,13 +2072,13 @@
                 <w:b w:val="0"/>
                 <w:sz w:val="18"/>
               </w:rPr>
-              <w:t>РСЯ 108/3/0/0 ₽ за 27–30</w:t>
+              <w:t>Неделя РСЯ 112/3/0/0 ₽</w:t>
             </w:r>
           </w:p>
         </w:tc>
         <w:tc>
           <w:tcPr>
-            <w:tcW w:type="dxa" w:w="3175"/>
+            <w:tcW w:type="dxa" w:w="3061"/>
           </w:tcPr>
           <w:p>
             <w:r/>
@@ -1411,7 +2105,7 @@
           <w:b w:val="0"/>
           <w:sz w:val="22"/>
         </w:rPr>
-        <w:t>27.08 (клики) не дал заявок и сжёг 240 ₽ на поиск: финский залив, аренда, «парусный клуб», «под парусом спорт». Возврат на конверсии 29.08 как раз совпал с заявками. Второй раз на клики не прыгать.</w:t>
+        <w:t>Чт 27 (клики) заявок не дал и сжёг 240 ₽: финский залив, аренда, парусный клуб, «под парусом спорт». Пн–ср уже показали, что без конверсии клики на Поиске есть. Второй раз на клики не прыгать.</w:t>
       </w:r>
     </w:p>
     <w:p>
@@ -1425,7 +2119,7 @@
           <w:color w:val="0B3D5C"/>
           <w:sz w:val="32"/>
         </w:rPr>
-        <w:t>4. Откуда 3 конверсии</w:t>
+        <w:t>4. Откуда 3 конверсии недели</w:t>
       </w:r>
     </w:p>
     <w:tbl>
@@ -1645,7 +2339,7 @@
                 <w:b w:val="0"/>
                 <w:sz w:val="18"/>
               </w:rPr>
-              <w:t>Снова. Широко, не билет. Не минусовать без Метрики.</w:t>
+              <w:t>Повтор 17.08. Не минусовать без Метрики.</w:t>
             </w:r>
           </w:p>
         </w:tc>
@@ -1749,7 +2443,7 @@
                 <w:b w:val="0"/>
                 <w:sz w:val="18"/>
               </w:rPr>
-              <w:t>Широко. Карты + автотаргет, как 17.08.</w:t>
+              <w:t>Широко. Карты + автотаргет.</w:t>
             </w:r>
           </w:p>
         </w:tc>
@@ -1847,7 +2541,7 @@
                 <w:b w:val="0"/>
                 <w:sz w:val="18"/>
               </w:rPr>
-              <w:t>Целевой запрос, но клик в карточку 1В/3, не на /progulki_na_yacht.</w:t>
+              <w:t>Целевой запрос, клик в карточку 1В/3.</w:t>
             </w:r>
           </w:p>
         </w:tc>
@@ -1864,7 +2558,7 @@
           <w:b w:val="0"/>
           <w:sz w:val="22"/>
         </w:rPr>
-        <w:t>Все три — автотаргет, не ручные фразы. Две карты — тот же тип, что «водные прогулки» 17.08 (тогда 3 конв.). Галерейная заявка по смыслу ближе к билету, но место чужое (карточка Олега). Галерею всё равно выключить: владелец места GU.</w:t>
+        <w:t>Все три — автотаргет. Пн–ср и чт без заявок. Чистое ядро недели = 0 ручных фраз.</w:t>
       </w:r>
     </w:p>
     <w:p>
@@ -1878,7 +2572,7 @@
           <w:color w:val="0B3D5C"/>
           <w:sz w:val="32"/>
         </w:rPr>
-        <w:t>5. Площадки 27–30.08</w:t>
+        <w:t>5. Площадки за неделю</w:t>
       </w:r>
     </w:p>
     <w:tbl>
@@ -1899,7 +2593,7 @@
       <w:tr>
         <w:tc>
           <w:tcPr>
-            <w:tcW w:type="dxa" w:w="2494"/>
+            <w:tcW w:type="dxa" w:w="2608"/>
             <w:shd w:fill="0B3D5C" w:val="clear"/>
           </w:tcPr>
           <w:p>
@@ -2027,7 +2721,7 @@
       <w:tr>
         <w:tc>
           <w:tcPr>
-            <w:tcW w:type="dxa" w:w="2494"/>
+            <w:tcW w:type="dxa" w:w="2608"/>
           </w:tcPr>
           <w:p>
             <w:r/>
@@ -2069,7 +2763,7 @@
                 <w:b w:val="0"/>
                 <w:sz w:val="18"/>
               </w:rPr>
-              <w:t>62</w:t>
+              <w:t>109</w:t>
             </w:r>
           </w:p>
         </w:tc>
@@ -2085,7 +2779,7 @@
                 <w:b w:val="0"/>
                 <w:sz w:val="18"/>
               </w:rPr>
-              <w:t>9</w:t>
+              <w:t>10</w:t>
             </w:r>
           </w:p>
         </w:tc>
@@ -2117,7 +2811,7 @@
                 <w:b w:val="0"/>
                 <w:sz w:val="18"/>
               </w:rPr>
-              <w:t>14,5%</w:t>
+              <w:t>9,2%</w:t>
             </w:r>
           </w:p>
         </w:tc>
@@ -2133,7 +2827,7 @@
                 <w:b w:val="0"/>
                 <w:sz w:val="18"/>
               </w:rPr>
-              <w:t>22%</w:t>
+              <w:t>20%</w:t>
             </w:r>
           </w:p>
         </w:tc>
@@ -2141,7 +2835,7 @@
       <w:tr>
         <w:tc>
           <w:tcPr>
-            <w:tcW w:type="dxa" w:w="2494"/>
+            <w:tcW w:type="dxa" w:w="2608"/>
             <w:shd w:fill="F2F7FA" w:val="clear"/>
           </w:tcPr>
           <w:p>
@@ -2186,7 +2880,7 @@
                 <w:b w:val="0"/>
                 <w:sz w:val="18"/>
               </w:rPr>
-              <w:t>202</w:t>
+              <w:t>332</w:t>
             </w:r>
           </w:p>
         </w:tc>
@@ -2203,7 +2897,7 @@
                 <w:b w:val="0"/>
                 <w:sz w:val="18"/>
               </w:rPr>
-              <w:t>25</w:t>
+              <w:t>30</w:t>
             </w:r>
           </w:p>
         </w:tc>
@@ -2237,7 +2931,7 @@
                 <w:b w:val="0"/>
                 <w:sz w:val="18"/>
               </w:rPr>
-              <w:t>12,4%</w:t>
+              <w:t>9,0%</w:t>
             </w:r>
           </w:p>
         </w:tc>
@@ -2262,7 +2956,7 @@
       <w:tr>
         <w:tc>
           <w:tcPr>
-            <w:tcW w:type="dxa" w:w="2494"/>
+            <w:tcW w:type="dxa" w:w="2608"/>
           </w:tcPr>
           <w:p>
             <w:r/>
@@ -2272,7 +2966,7 @@
                 <w:b w:val="0"/>
                 <w:sz w:val="18"/>
               </w:rPr>
-              <w:t>Галерея услуг</w:t>
+              <w:t>Галерея услуг (сб–вс)</w:t>
             </w:r>
           </w:p>
         </w:tc>
@@ -2376,7 +3070,7 @@
       <w:tr>
         <w:tc>
           <w:tcPr>
-            <w:tcW w:type="dxa" w:w="2494"/>
+            <w:tcW w:type="dxa" w:w="2608"/>
             <w:shd w:fill="F2F7FA" w:val="clear"/>
           </w:tcPr>
           <w:p>
@@ -2421,7 +3115,242 @@
                 <w:b w:val="0"/>
                 <w:sz w:val="18"/>
               </w:rPr>
-              <w:t>99</w:t>
+              <w:t>195</w:t>
+            </w:r>
+          </w:p>
+        </w:tc>
+        <w:tc>
+          <w:tcPr>
+            <w:tcW w:type="dxa" w:w="907"/>
+            <w:shd w:fill="F2F7FA" w:val="clear"/>
+          </w:tcPr>
+          <w:p>
+            <w:r/>
+            <w:r>
+              <w:rPr>
+                <w:rFonts w:ascii="Calibri" w:hAnsi="Calibri" w:eastAsia="Calibri"/>
+                <w:b w:val="0"/>
+                <w:sz w:val="18"/>
+              </w:rPr>
+              <w:t>14</w:t>
+            </w:r>
+          </w:p>
+        </w:tc>
+        <w:tc>
+          <w:tcPr>
+            <w:tcW w:type="dxa" w:w="907"/>
+            <w:shd w:fill="F2F7FA" w:val="clear"/>
+          </w:tcPr>
+          <w:p>
+            <w:r/>
+            <w:r>
+              <w:rPr>
+                <w:rFonts w:ascii="Calibri" w:hAnsi="Calibri" w:eastAsia="Calibri"/>
+                <w:b w:val="0"/>
+                <w:sz w:val="18"/>
+              </w:rPr>
+              <w:t>0</w:t>
+            </w:r>
+          </w:p>
+        </w:tc>
+        <w:tc>
+          <w:tcPr>
+            <w:tcW w:type="dxa" w:w="907"/>
+            <w:shd w:fill="F2F7FA" w:val="clear"/>
+          </w:tcPr>
+          <w:p>
+            <w:r/>
+            <w:r>
+              <w:rPr>
+                <w:rFonts w:ascii="Calibri" w:hAnsi="Calibri" w:eastAsia="Calibri"/>
+                <w:b w:val="0"/>
+                <w:sz w:val="18"/>
+              </w:rPr>
+              <w:t>7,2%</w:t>
+            </w:r>
+          </w:p>
+        </w:tc>
+        <w:tc>
+          <w:tcPr>
+            <w:tcW w:type="dxa" w:w="907"/>
+            <w:shd w:fill="F2F7FA" w:val="clear"/>
+          </w:tcPr>
+          <w:p>
+            <w:r/>
+            <w:r>
+              <w:rPr>
+                <w:rFonts w:ascii="Calibri" w:hAnsi="Calibri" w:eastAsia="Calibri"/>
+                <w:b w:val="0"/>
+                <w:sz w:val="18"/>
+              </w:rPr>
+              <w:t>0%</w:t>
+            </w:r>
+          </w:p>
+        </w:tc>
+      </w:tr>
+      <w:tr>
+        <w:tc>
+          <w:tcPr>
+            <w:tcW w:type="dxa" w:w="2608"/>
+          </w:tcPr>
+          <w:p>
+            <w:r/>
+            <w:r>
+              <w:rPr>
+                <w:rFonts w:ascii="Calibri" w:hAnsi="Calibri" w:eastAsia="Calibri"/>
+                <w:b w:val="0"/>
+                <w:sz w:val="18"/>
+              </w:rPr>
+              <w:t>РСЯ</w:t>
+            </w:r>
+          </w:p>
+        </w:tc>
+        <w:tc>
+          <w:tcPr>
+            <w:tcW w:type="dxa" w:w="1020"/>
+          </w:tcPr>
+          <w:p>
+            <w:r/>
+            <w:r>
+              <w:rPr>
+                <w:rFonts w:ascii="Calibri" w:hAnsi="Calibri" w:eastAsia="Calibri"/>
+                <w:b w:val="0"/>
+                <w:sz w:val="18"/>
+              </w:rPr>
+              <w:t>0</w:t>
+            </w:r>
+          </w:p>
+        </w:tc>
+        <w:tc>
+          <w:tcPr>
+            <w:tcW w:type="dxa" w:w="1134"/>
+          </w:tcPr>
+          <w:p>
+            <w:r/>
+            <w:r>
+              <w:rPr>
+                <w:rFonts w:ascii="Calibri" w:hAnsi="Calibri" w:eastAsia="Calibri"/>
+                <w:b w:val="0"/>
+                <w:sz w:val="18"/>
+              </w:rPr>
+              <w:t>112</w:t>
+            </w:r>
+          </w:p>
+        </w:tc>
+        <w:tc>
+          <w:tcPr>
+            <w:tcW w:type="dxa" w:w="907"/>
+          </w:tcPr>
+          <w:p>
+            <w:r/>
+            <w:r>
+              <w:rPr>
+                <w:rFonts w:ascii="Calibri" w:hAnsi="Calibri" w:eastAsia="Calibri"/>
+                <w:b w:val="0"/>
+                <w:sz w:val="18"/>
+              </w:rPr>
+              <w:t>3</w:t>
+            </w:r>
+          </w:p>
+        </w:tc>
+        <w:tc>
+          <w:tcPr>
+            <w:tcW w:type="dxa" w:w="907"/>
+          </w:tcPr>
+          <w:p>
+            <w:r/>
+            <w:r>
+              <w:rPr>
+                <w:rFonts w:ascii="Calibri" w:hAnsi="Calibri" w:eastAsia="Calibri"/>
+                <w:b w:val="0"/>
+                <w:sz w:val="18"/>
+              </w:rPr>
+              <w:t>0</w:t>
+            </w:r>
+          </w:p>
+        </w:tc>
+        <w:tc>
+          <w:tcPr>
+            <w:tcW w:type="dxa" w:w="907"/>
+          </w:tcPr>
+          <w:p>
+            <w:r/>
+            <w:r>
+              <w:rPr>
+                <w:rFonts w:ascii="Calibri" w:hAnsi="Calibri" w:eastAsia="Calibri"/>
+                <w:b w:val="0"/>
+                <w:sz w:val="18"/>
+              </w:rPr>
+              <w:t>2,7%</w:t>
+            </w:r>
+          </w:p>
+        </w:tc>
+        <w:tc>
+          <w:tcPr>
+            <w:tcW w:type="dxa" w:w="907"/>
+          </w:tcPr>
+          <w:p>
+            <w:r/>
+            <w:r>
+              <w:rPr>
+                <w:rFonts w:ascii="Calibri" w:hAnsi="Calibri" w:eastAsia="Calibri"/>
+                <w:b w:val="0"/>
+                <w:sz w:val="18"/>
+              </w:rPr>
+              <w:t>0%</w:t>
+            </w:r>
+          </w:p>
+        </w:tc>
+      </w:tr>
+      <w:tr>
+        <w:tc>
+          <w:tcPr>
+            <w:tcW w:type="dxa" w:w="2608"/>
+            <w:shd w:fill="F2F7FA" w:val="clear"/>
+          </w:tcPr>
+          <w:p>
+            <w:r/>
+            <w:r>
+              <w:rPr>
+                <w:rFonts w:ascii="Calibri" w:hAnsi="Calibri" w:eastAsia="Calibri"/>
+                <w:b w:val="0"/>
+                <w:sz w:val="18"/>
+              </w:rPr>
+              <w:t>Динамические места</w:t>
+            </w:r>
+          </w:p>
+        </w:tc>
+        <w:tc>
+          <w:tcPr>
+            <w:tcW w:type="dxa" w:w="1020"/>
+            <w:shd w:fill="F2F7FA" w:val="clear"/>
+          </w:tcPr>
+          <w:p>
+            <w:r/>
+            <w:r>
+              <w:rPr>
+                <w:rFonts w:ascii="Calibri" w:hAnsi="Calibri" w:eastAsia="Calibri"/>
+                <w:b w:val="0"/>
+                <w:sz w:val="18"/>
+              </w:rPr>
+              <w:t>0</w:t>
+            </w:r>
+          </w:p>
+        </w:tc>
+        <w:tc>
+          <w:tcPr>
+            <w:tcW w:type="dxa" w:w="1134"/>
+            <w:shd w:fill="F2F7FA" w:val="clear"/>
+          </w:tcPr>
+          <w:p>
+            <w:r/>
+            <w:r>
+              <w:rPr>
+                <w:rFonts w:ascii="Calibri" w:hAnsi="Calibri" w:eastAsia="Calibri"/>
+                <w:b w:val="0"/>
+                <w:sz w:val="18"/>
+              </w:rPr>
+              <w:t>53</w:t>
             </w:r>
           </w:p>
         </w:tc>
@@ -2472,242 +3401,7 @@
                 <w:b w:val="0"/>
                 <w:sz w:val="18"/>
               </w:rPr>
-              <w:t>6,1%</w:t>
-            </w:r>
-          </w:p>
-        </w:tc>
-        <w:tc>
-          <w:tcPr>
-            <w:tcW w:type="dxa" w:w="907"/>
-            <w:shd w:fill="F2F7FA" w:val="clear"/>
-          </w:tcPr>
-          <w:p>
-            <w:r/>
-            <w:r>
-              <w:rPr>
-                <w:rFonts w:ascii="Calibri" w:hAnsi="Calibri" w:eastAsia="Calibri"/>
-                <w:b w:val="0"/>
-                <w:sz w:val="18"/>
-              </w:rPr>
-              <w:t>0%</w:t>
-            </w:r>
-          </w:p>
-        </w:tc>
-      </w:tr>
-      <w:tr>
-        <w:tc>
-          <w:tcPr>
-            <w:tcW w:type="dxa" w:w="2494"/>
-          </w:tcPr>
-          <w:p>
-            <w:r/>
-            <w:r>
-              <w:rPr>
-                <w:rFonts w:ascii="Calibri" w:hAnsi="Calibri" w:eastAsia="Calibri"/>
-                <w:b w:val="0"/>
-                <w:sz w:val="18"/>
-              </w:rPr>
-              <w:t>РСЯ</w:t>
-            </w:r>
-          </w:p>
-        </w:tc>
-        <w:tc>
-          <w:tcPr>
-            <w:tcW w:type="dxa" w:w="1020"/>
-          </w:tcPr>
-          <w:p>
-            <w:r/>
-            <w:r>
-              <w:rPr>
-                <w:rFonts w:ascii="Calibri" w:hAnsi="Calibri" w:eastAsia="Calibri"/>
-                <w:b w:val="0"/>
-                <w:sz w:val="18"/>
-              </w:rPr>
-              <w:t>0</w:t>
-            </w:r>
-          </w:p>
-        </w:tc>
-        <w:tc>
-          <w:tcPr>
-            <w:tcW w:type="dxa" w:w="1134"/>
-          </w:tcPr>
-          <w:p>
-            <w:r/>
-            <w:r>
-              <w:rPr>
-                <w:rFonts w:ascii="Calibri" w:hAnsi="Calibri" w:eastAsia="Calibri"/>
-                <w:b w:val="0"/>
-                <w:sz w:val="18"/>
-              </w:rPr>
-              <w:t>108</w:t>
-            </w:r>
-          </w:p>
-        </w:tc>
-        <w:tc>
-          <w:tcPr>
-            <w:tcW w:type="dxa" w:w="907"/>
-          </w:tcPr>
-          <w:p>
-            <w:r/>
-            <w:r>
-              <w:rPr>
-                <w:rFonts w:ascii="Calibri" w:hAnsi="Calibri" w:eastAsia="Calibri"/>
-                <w:b w:val="0"/>
-                <w:sz w:val="18"/>
-              </w:rPr>
-              <w:t>3</w:t>
-            </w:r>
-          </w:p>
-        </w:tc>
-        <w:tc>
-          <w:tcPr>
-            <w:tcW w:type="dxa" w:w="907"/>
-          </w:tcPr>
-          <w:p>
-            <w:r/>
-            <w:r>
-              <w:rPr>
-                <w:rFonts w:ascii="Calibri" w:hAnsi="Calibri" w:eastAsia="Calibri"/>
-                <w:b w:val="0"/>
-                <w:sz w:val="18"/>
-              </w:rPr>
-              <w:t>0</w:t>
-            </w:r>
-          </w:p>
-        </w:tc>
-        <w:tc>
-          <w:tcPr>
-            <w:tcW w:type="dxa" w:w="907"/>
-          </w:tcPr>
-          <w:p>
-            <w:r/>
-            <w:r>
-              <w:rPr>
-                <w:rFonts w:ascii="Calibri" w:hAnsi="Calibri" w:eastAsia="Calibri"/>
-                <w:b w:val="0"/>
-                <w:sz w:val="18"/>
-              </w:rPr>
-              <w:t>2,8%</w:t>
-            </w:r>
-          </w:p>
-        </w:tc>
-        <w:tc>
-          <w:tcPr>
-            <w:tcW w:type="dxa" w:w="907"/>
-          </w:tcPr>
-          <w:p>
-            <w:r/>
-            <w:r>
-              <w:rPr>
-                <w:rFonts w:ascii="Calibri" w:hAnsi="Calibri" w:eastAsia="Calibri"/>
-                <w:b w:val="0"/>
-                <w:sz w:val="18"/>
-              </w:rPr>
-              <w:t>0%</w:t>
-            </w:r>
-          </w:p>
-        </w:tc>
-      </w:tr>
-      <w:tr>
-        <w:tc>
-          <w:tcPr>
-            <w:tcW w:type="dxa" w:w="2494"/>
-            <w:shd w:fill="F2F7FA" w:val="clear"/>
-          </w:tcPr>
-          <w:p>
-            <w:r/>
-            <w:r>
-              <w:rPr>
-                <w:rFonts w:ascii="Calibri" w:hAnsi="Calibri" w:eastAsia="Calibri"/>
-                <w:b w:val="0"/>
-                <w:sz w:val="18"/>
-              </w:rPr>
-              <w:t>Динамические места</w:t>
-            </w:r>
-          </w:p>
-        </w:tc>
-        <w:tc>
-          <w:tcPr>
-            <w:tcW w:type="dxa" w:w="1020"/>
-            <w:shd w:fill="F2F7FA" w:val="clear"/>
-          </w:tcPr>
-          <w:p>
-            <w:r/>
-            <w:r>
-              <w:rPr>
-                <w:rFonts w:ascii="Calibri" w:hAnsi="Calibri" w:eastAsia="Calibri"/>
-                <w:b w:val="0"/>
-                <w:sz w:val="18"/>
-              </w:rPr>
-              <w:t>0</w:t>
-            </w:r>
-          </w:p>
-        </w:tc>
-        <w:tc>
-          <w:tcPr>
-            <w:tcW w:type="dxa" w:w="1134"/>
-            <w:shd w:fill="F2F7FA" w:val="clear"/>
-          </w:tcPr>
-          <w:p>
-            <w:r/>
-            <w:r>
-              <w:rPr>
-                <w:rFonts w:ascii="Calibri" w:hAnsi="Calibri" w:eastAsia="Calibri"/>
-                <w:b w:val="0"/>
-                <w:sz w:val="18"/>
-              </w:rPr>
-              <w:t>27</w:t>
-            </w:r>
-          </w:p>
-        </w:tc>
-        <w:tc>
-          <w:tcPr>
-            <w:tcW w:type="dxa" w:w="907"/>
-            <w:shd w:fill="F2F7FA" w:val="clear"/>
-          </w:tcPr>
-          <w:p>
-            <w:r/>
-            <w:r>
-              <w:rPr>
-                <w:rFonts w:ascii="Calibri" w:hAnsi="Calibri" w:eastAsia="Calibri"/>
-                <w:b w:val="0"/>
-                <w:sz w:val="18"/>
-              </w:rPr>
-              <w:t>4</w:t>
-            </w:r>
-          </w:p>
-        </w:tc>
-        <w:tc>
-          <w:tcPr>
-            <w:tcW w:type="dxa" w:w="907"/>
-            <w:shd w:fill="F2F7FA" w:val="clear"/>
-          </w:tcPr>
-          <w:p>
-            <w:r/>
-            <w:r>
-              <w:rPr>
-                <w:rFonts w:ascii="Calibri" w:hAnsi="Calibri" w:eastAsia="Calibri"/>
-                <w:b w:val="0"/>
-                <w:sz w:val="18"/>
-              </w:rPr>
-              <w:t>0</w:t>
-            </w:r>
-          </w:p>
-        </w:tc>
-        <w:tc>
-          <w:tcPr>
-            <w:tcW w:type="dxa" w:w="907"/>
-            <w:shd w:fill="F2F7FA" w:val="clear"/>
-          </w:tcPr>
-          <w:p>
-            <w:r/>
-            <w:r>
-              <w:rPr>
-                <w:rFonts w:ascii="Calibri" w:hAnsi="Calibri" w:eastAsia="Calibri"/>
-                <w:b w:val="0"/>
-                <w:sz w:val="18"/>
-              </w:rPr>
-              <w:t>14,8%</w:t>
+              <w:t>11,3%</w:t>
             </w:r>
           </w:p>
         </w:tc>
@@ -2742,7 +3436,7 @@
           <w:color w:val="0B3D5C"/>
           <w:sz w:val="26"/>
         </w:rPr>
-        <w:t>5.1. Галерея услуг — проверить галку</w:t>
+        <w:t>5.1. Галерея услуг</w:t>
       </w:r>
     </w:p>
     <w:p>
@@ -2755,7 +3449,7 @@
           <w:b w:val="0"/>
           <w:sz w:val="22"/>
         </w:rPr>
-        <w:t>29.08 утром включали, затем выключили. В выгрузке место живое оба дня: 29.08 — 274 показ / 1 клик / 0 ₽; 30.08 до 17:21 — 360 показ / 2 клик / 1 конв. / 185 ₽. CTR 0,5% — дешёвые показы карточки. В кабине ещё раз: «Список организаций, отели и галерея услуг» = выкл. Товарную галерею на поиске не трогать.</w:t>
+        <w:t>В пн–ср галереи не было. Сб–вс: 634 показ / 3 клик / 1 конв. / 185 ₽, CTR 0,5%. На вс 30.08 ещё 360 показов — галку «Список организаций / галерея услуг» перепроверить. Товарную галерею на поиске и Карты не трогать.</w:t>
       </w:r>
     </w:p>
     <w:p>
@@ -2769,7 +3463,7 @@
           <w:color w:val="0B3D5C"/>
           <w:sz w:val="26"/>
         </w:rPr>
-        <w:t>5.2. РСЯ (сутки наблюдения с 27.08)</w:t>
+        <w:t>5.2. РСЯ</w:t>
       </w:r>
     </w:p>
     <w:p>
@@ -2782,7 +3476,7 @@
           <w:b w:val="0"/>
           <w:sz w:val="22"/>
         </w:rPr>
-        <w:t>27–30: 108 показов, 3 клика (все 27.08), 0 конв., 0 ₽. Даже в день оплаты за клики сети не списали. Всю РСЯ не паузить. Исключения Дзен / tabor / fooby по-прежнему имеют смысл, если клик повторится.</w:t>
+        <w:t>Неделя: 112 показов, 3 клика (все чт 27), 0 конв., 0 ₽. Пн–ср почти молчала (4 показа). Даже в день оплаты за клики сети не списали. Всю РСЯ не паузить.</w:t>
       </w:r>
     </w:p>
     <w:p>
@@ -2796,7 +3490,294 @@
           <w:color w:val="0B3D5C"/>
           <w:sz w:val="32"/>
         </w:rPr>
-        <w:t>6. Фразы vs автотаргет</w:t>
+        <w:t>6. Пн–ср 24–26 — голод и мусорные клики</w:t>
+      </w:r>
+    </w:p>
+    <w:p>
+      <w:pPr>
+        <w:spacing w:after="120"/>
+      </w:pPr>
+      <w:r>
+        <w:rPr>
+          <w:rFonts w:ascii="Calibri" w:hAnsi="Calibri" w:eastAsia="Calibri"/>
+          <w:b w:val="0"/>
+          <w:sz w:val="22"/>
+        </w:rPr>
+        <w:t>0 ₽ · 303 показ · 16 клик · 0 конв. · CTR 5,3%. Все 16 кликов — автотаргет, фразы 13 показов / 0 кликов. При оплате за конверсии эти клики бесплатны, но сигналы грязные.</w:t>
+      </w:r>
+    </w:p>
+    <w:tbl>
+      <w:tblPr>
+        <w:tblStyle w:val="TableGrid"/>
+        <w:tblW w:type="auto" w:w="0"/>
+        <w:tblLook w:firstColumn="1" w:firstRow="1" w:lastColumn="0" w:lastRow="0" w:noHBand="0" w:noVBand="1" w:val="04A0"/>
+      </w:tblPr>
+      <w:tblGrid>
+        <w:gridCol w:w="5156"/>
+        <w:gridCol w:w="5156"/>
+      </w:tblGrid>
+      <w:tr>
+        <w:tc>
+          <w:tcPr>
+            <w:tcW w:type="dxa" w:w="5386"/>
+            <w:shd w:fill="0B3D5C" w:val="clear"/>
+          </w:tcPr>
+          <w:p>
+            <w:r/>
+            <w:r>
+              <w:rPr>
+                <w:rFonts w:ascii="Calibri" w:hAnsi="Calibri" w:eastAsia="Calibri"/>
+                <w:b/>
+                <w:color w:val="FFFFFF"/>
+                <w:sz w:val="18"/>
+              </w:rPr>
+              <w:t>Запрос (клик 24–26)</w:t>
+            </w:r>
+          </w:p>
+        </w:tc>
+        <w:tc>
+          <w:tcPr>
+            <w:tcW w:type="dxa" w:w="4139"/>
+            <w:shd w:fill="0B3D5C" w:val="clear"/>
+          </w:tcPr>
+          <w:p>
+            <w:r/>
+            <w:r>
+              <w:rPr>
+                <w:rFonts w:ascii="Calibri" w:hAnsi="Calibri" w:eastAsia="Calibri"/>
+                <w:b/>
+                <w:color w:val="FFFFFF"/>
+                <w:sz w:val="18"/>
+              </w:rPr>
+              <w:t>Оценка</w:t>
+            </w:r>
+          </w:p>
+        </w:tc>
+      </w:tr>
+      <w:tr>
+        <w:tc>
+          <w:tcPr>
+            <w:tcW w:type="dxa" w:w="5386"/>
+          </w:tcPr>
+          <w:p>
+            <w:r/>
+            <w:r>
+              <w:rPr>
+                <w:rFonts w:ascii="Calibri" w:hAnsi="Calibri" w:eastAsia="Calibri"/>
+                <w:b w:val="0"/>
+                <w:sz w:val="18"/>
+              </w:rPr>
+              <w:t>аренда яхты в сочи / яхта сочи аренда / аренда яхты сириус</w:t>
+            </w:r>
+          </w:p>
+        </w:tc>
+        <w:tc>
+          <w:tcPr>
+            <w:tcW w:type="dxa" w:w="4139"/>
+          </w:tcPr>
+          <w:p>
+            <w:r/>
+            <w:r>
+              <w:rPr>
+                <w:rFonts w:ascii="Calibri" w:hAnsi="Calibri" w:eastAsia="Calibri"/>
+                <w:b w:val="0"/>
+                <w:sz w:val="18"/>
+              </w:rPr>
+              <w:t>Минус аренда/снять проверить</w:t>
+            </w:r>
+          </w:p>
+        </w:tc>
+      </w:tr>
+      <w:tr>
+        <w:tc>
+          <w:tcPr>
+            <w:tcW w:type="dxa" w:w="5386"/>
+            <w:shd w:fill="F2F7FA" w:val="clear"/>
+          </w:tcPr>
+          <w:p>
+            <w:r/>
+            <w:r>
+              <w:rPr>
+                <w:rFonts w:ascii="Calibri" w:hAnsi="Calibri" w:eastAsia="Calibri"/>
+                <w:b w:val="0"/>
+                <w:sz w:val="18"/>
+              </w:rPr>
+              <w:t>рыбака на яхте до 10 человек</w:t>
+            </w:r>
+          </w:p>
+        </w:tc>
+        <w:tc>
+          <w:tcPr>
+            <w:tcW w:type="dxa" w:w="4139"/>
+            <w:shd w:fill="F2F7FA" w:val="clear"/>
+          </w:tcPr>
+          <w:p>
+            <w:r/>
+            <w:r>
+              <w:rPr>
+                <w:rFonts w:ascii="Calibri" w:hAnsi="Calibri" w:eastAsia="Calibri"/>
+                <w:b w:val="0"/>
+                <w:sz w:val="18"/>
+              </w:rPr>
+              <w:t>Рыбалка. Минус рыбак</w:t>
+            </w:r>
+          </w:p>
+        </w:tc>
+      </w:tr>
+      <w:tr>
+        <w:tc>
+          <w:tcPr>
+            <w:tcW w:type="dxa" w:w="5386"/>
+          </w:tcPr>
+          <w:p>
+            <w:r/>
+            <w:r>
+              <w:rPr>
+                <w:rFonts w:ascii="Calibri" w:hAnsi="Calibri" w:eastAsia="Calibri"/>
+                <w:b w:val="0"/>
+                <w:sz w:val="18"/>
+              </w:rPr>
+              <w:t>в сириусе прогулка по пароме</w:t>
+            </w:r>
+          </w:p>
+        </w:tc>
+        <w:tc>
+          <w:tcPr>
+            <w:tcW w:type="dxa" w:w="4139"/>
+          </w:tcPr>
+          <w:p>
+            <w:r/>
+            <w:r>
+              <w:rPr>
+                <w:rFonts w:ascii="Calibri" w:hAnsi="Calibri" w:eastAsia="Calibri"/>
+                <w:b w:val="0"/>
+                <w:sz w:val="18"/>
+              </w:rPr>
+              <w:t>Паром</w:t>
+            </w:r>
+          </w:p>
+        </w:tc>
+      </w:tr>
+      <w:tr>
+        <w:tc>
+          <w:tcPr>
+            <w:tcW w:type="dxa" w:w="5386"/>
+            <w:shd w:fill="F2F7FA" w:val="clear"/>
+          </w:tcPr>
+          <w:p>
+            <w:r/>
+            <w:r>
+              <w:rPr>
+                <w:rFonts w:ascii="Calibri" w:hAnsi="Calibri" w:eastAsia="Calibri"/>
+                <w:b w:val="0"/>
+                <w:sz w:val="18"/>
+              </w:rPr>
+              <w:t>прогулки на яхте для молодоженов</w:t>
+            </w:r>
+          </w:p>
+        </w:tc>
+        <w:tc>
+          <w:tcPr>
+            <w:tcW w:type="dxa" w:w="4139"/>
+            <w:shd w:fill="F2F7FA" w:val="clear"/>
+          </w:tcPr>
+          <w:p>
+            <w:r/>
+            <w:r>
+              <w:rPr>
+                <w:rFonts w:ascii="Calibri" w:hAnsi="Calibri" w:eastAsia="Calibri"/>
+                <w:b w:val="0"/>
+                <w:sz w:val="18"/>
+              </w:rPr>
+              <w:t>Молодожён</w:t>
+            </w:r>
+          </w:p>
+        </w:tc>
+      </w:tr>
+      <w:tr>
+        <w:tc>
+          <w:tcPr>
+            <w:tcW w:type="dxa" w:w="5386"/>
+          </w:tcPr>
+          <w:p>
+            <w:r/>
+            <w:r>
+              <w:rPr>
+                <w:rFonts w:ascii="Calibri" w:hAnsi="Calibri" w:eastAsia="Calibri"/>
+                <w:b w:val="0"/>
+                <w:sz w:val="18"/>
+              </w:rPr>
+              <w:t>яхта имеретинский порт / групповая прогулка на яхте сочи / катание на яхте сириус</w:t>
+            </w:r>
+          </w:p>
+        </w:tc>
+        <w:tc>
+          <w:tcPr>
+            <w:tcW w:type="dxa" w:w="4139"/>
+          </w:tcPr>
+          <w:p>
+            <w:r/>
+            <w:r>
+              <w:rPr>
+                <w:rFonts w:ascii="Calibri" w:hAnsi="Calibri" w:eastAsia="Calibri"/>
+                <w:b w:val="0"/>
+                <w:sz w:val="18"/>
+              </w:rPr>
+              <w:t>Ближе к ядру, без заявки</w:t>
+            </w:r>
+          </w:p>
+        </w:tc>
+      </w:tr>
+      <w:tr>
+        <w:tc>
+          <w:tcPr>
+            <w:tcW w:type="dxa" w:w="5386"/>
+            <w:shd w:fill="F2F7FA" w:val="clear"/>
+          </w:tcPr>
+          <w:p>
+            <w:r/>
+            <w:r>
+              <w:rPr>
+                <w:rFonts w:ascii="Calibri" w:hAnsi="Calibri" w:eastAsia="Calibri"/>
+                <w:b w:val="0"/>
+                <w:sz w:val="18"/>
+              </w:rPr>
+              <w:t>прогулка на парусной яхте солнечная долина (показы)</w:t>
+            </w:r>
+          </w:p>
+        </w:tc>
+        <w:tc>
+          <w:tcPr>
+            <w:tcW w:type="dxa" w:w="4139"/>
+            <w:shd w:fill="F2F7FA" w:val="clear"/>
+          </w:tcPr>
+          <w:p>
+            <w:r/>
+            <w:r>
+              <w:rPr>
+                <w:rFonts w:ascii="Calibri" w:hAnsi="Calibri" w:eastAsia="Calibri"/>
+                <w:b w:val="0"/>
+                <w:sz w:val="18"/>
+              </w:rPr>
+              <w:t>Чужой гео. Минус солнечная долина</w:t>
+            </w:r>
+          </w:p>
+        </w:tc>
+      </w:tr>
+    </w:tbl>
+    <w:p/>
+    <w:p>
+      <w:pPr>
+        <w:pStyle w:val="Heading1"/>
+      </w:pPr>
+      <w:r>
+        <w:rPr>
+          <w:rFonts w:ascii="Calibri" w:hAnsi="Calibri" w:eastAsia="Calibri"/>
+          <w:b/>
+          <w:color w:val="0B3D5C"/>
+          <w:sz w:val="32"/>
+        </w:rPr>
+        <w:t>7. Фразы vs автотаргет (неделя)</w:t>
       </w:r>
     </w:p>
     <w:tbl>
@@ -2828,24 +3809,6 @@
                 <w:sz w:val="18"/>
               </w:rPr>
               <w:t>Условие</w:t>
-            </w:r>
-          </w:p>
-        </w:tc>
-        <w:tc>
-          <w:tcPr>
-            <w:tcW w:type="dxa" w:w="1247"/>
-            <w:shd w:fill="0B3D5C" w:val="clear"/>
-          </w:tcPr>
-          <w:p>
-            <w:r/>
-            <w:r>
-              <w:rPr>
-                <w:rFonts w:ascii="Calibri" w:hAnsi="Calibri" w:eastAsia="Calibri"/>
-                <w:b/>
-                <w:color w:val="FFFFFF"/>
-                <w:sz w:val="18"/>
-              </w:rPr>
-              <w:t>Расход</w:t>
             </w:r>
           </w:p>
         </w:tc>
@@ -2903,6 +3866,24 @@
             </w:r>
           </w:p>
         </w:tc>
+        <w:tc>
+          <w:tcPr>
+            <w:tcW w:type="dxa" w:w="1247"/>
+            <w:shd w:fill="0B3D5C" w:val="clear"/>
+          </w:tcPr>
+          <w:p>
+            <w:r/>
+            <w:r>
+              <w:rPr>
+                <w:rFonts w:ascii="Calibri" w:hAnsi="Calibri" w:eastAsia="Calibri"/>
+                <w:b/>
+                <w:color w:val="FFFFFF"/>
+                <w:sz w:val="18"/>
+              </w:rPr>
+              <w:t>Расход</w:t>
+            </w:r>
+          </w:p>
+        </w:tc>
       </w:tr>
       <w:tr>
         <w:tc>
@@ -2933,23 +3914,7 @@
                 <w:b w:val="0"/>
                 <w:sz w:val="18"/>
               </w:rPr>
-              <w:t>745</w:t>
-            </w:r>
-          </w:p>
-        </w:tc>
-        <w:tc>
-          <w:tcPr>
-            <w:tcW w:type="dxa" w:w="1247"/>
-          </w:tcPr>
-          <w:p>
-            <w:r/>
-            <w:r>
-              <w:rPr>
-                <w:rFonts w:ascii="Calibri" w:hAnsi="Calibri" w:eastAsia="Calibri"/>
-                <w:b w:val="0"/>
-                <w:sz w:val="18"/>
-              </w:rPr>
-              <w:t>1 073</w:t>
+              <w:t>1 363</w:t>
             </w:r>
           </w:p>
         </w:tc>
@@ -2965,7 +3930,7 @@
                 <w:b w:val="0"/>
                 <w:sz w:val="18"/>
               </w:rPr>
-              <w:t>47</w:t>
+              <w:t>63</w:t>
             </w:r>
           </w:p>
         </w:tc>
@@ -2982,6 +3947,22 @@
                 <w:sz w:val="18"/>
               </w:rPr>
               <w:t>3</w:t>
+            </w:r>
+          </w:p>
+        </w:tc>
+        <w:tc>
+          <w:tcPr>
+            <w:tcW w:type="dxa" w:w="1247"/>
+          </w:tcPr>
+          <w:p>
+            <w:r/>
+            <w:r>
+              <w:rPr>
+                <w:rFonts w:ascii="Calibri" w:hAnsi="Calibri" w:eastAsia="Calibri"/>
+                <w:b w:val="0"/>
+                <w:sz w:val="18"/>
+              </w:rPr>
+              <w:t>745</w:t>
             </w:r>
           </w:p>
         </w:tc>
@@ -3017,24 +3998,7 @@
                 <w:b w:val="0"/>
                 <w:sz w:val="18"/>
               </w:rPr>
-              <w:t>10</w:t>
-            </w:r>
-          </w:p>
-        </w:tc>
-        <w:tc>
-          <w:tcPr>
-            <w:tcW w:type="dxa" w:w="1247"/>
-            <w:shd w:fill="F2F7FA" w:val="clear"/>
-          </w:tcPr>
-          <w:p>
-            <w:r/>
-            <w:r>
-              <w:rPr>
-                <w:rFonts w:ascii="Calibri" w:hAnsi="Calibri" w:eastAsia="Calibri"/>
-                <w:b w:val="0"/>
-                <w:sz w:val="18"/>
-              </w:rPr>
-              <w:t>59</w:t>
+              <w:t>72</w:t>
             </w:r>
           </w:p>
         </w:tc>
@@ -3072,6 +4036,23 @@
             </w:r>
           </w:p>
         </w:tc>
+        <w:tc>
+          <w:tcPr>
+            <w:tcW w:type="dxa" w:w="1247"/>
+            <w:shd w:fill="F2F7FA" w:val="clear"/>
+          </w:tcPr>
+          <w:p>
+            <w:r/>
+            <w:r>
+              <w:rPr>
+                <w:rFonts w:ascii="Calibri" w:hAnsi="Calibri" w:eastAsia="Calibri"/>
+                <w:b w:val="0"/>
+                <w:sz w:val="18"/>
+              </w:rPr>
+              <w:t>10</w:t>
+            </w:r>
+          </w:p>
+        </w:tc>
       </w:tr>
     </w:tbl>
     <w:p/>
@@ -3085,7 +4066,21 @@
           <w:b w:val="0"/>
           <w:sz w:val="22"/>
         </w:rPr>
-        <w:t>Из 59 показов фраз 53 — тип «Семантическое», только 6 «Пословное». Кавычки почти не стоят — поэтому фразы ловят финский залив и аренду. Клики фраз: «прогулка на яхте на закате» (финский залив, 7 ₽), «имеретинский порт адлер…» (3 ₽), «морские прогулки сириус» (0 ₽). Заявки с фраз нет.</w:t>
+        <w:t>Фразы почти все семантические. Кавычки из списка 27.08 всё ещё нужны. Клики фраз 27.08: закат→финский залив, «имеретинский порт адлер…».</w:t>
+      </w:r>
+    </w:p>
+    <w:p>
+      <w:pPr>
+        <w:pStyle w:val="Heading1"/>
+      </w:pPr>
+      <w:r>
+        <w:rPr>
+          <w:rFonts w:ascii="Calibri" w:hAnsi="Calibri" w:eastAsia="Calibri"/>
+          <w:b/>
+          <w:color w:val="0B3D5C"/>
+          <w:sz w:val="32"/>
+        </w:rPr>
+        <w:t>8. Что делать</w:t>
       </w:r>
     </w:p>
     <w:p>
@@ -3099,74 +4094,7 @@
           <w:color w:val="0B3D5C"/>
           <w:sz w:val="26"/>
         </w:rPr>
-        <w:t>6.1. Минусы с кликов 27.08</w:t>
-      </w:r>
-    </w:p>
-    <w:p>
-      <w:pPr>
-        <w:spacing w:after="120"/>
-      </w:pPr>
-      <w:r>
-        <w:rPr>
-          <w:rFonts w:ascii="Calibri" w:hAnsi="Calibri" w:eastAsia="Calibri"/>
-          <w:b/>
-          <w:sz w:val="22"/>
-        </w:rPr>
-        <w:t>Добавить на кампанию (слова, не кавычки):</w:t>
-      </w:r>
-    </w:p>
-    <w:p>
-      <w:pPr>
-        <w:spacing w:after="120"/>
-      </w:pPr>
-      <w:r>
-        <w:rPr>
-          <w:rFonts w:ascii="Calibri" w:hAnsi="Calibri" w:eastAsia="Calibri"/>
-          <w:b w:val="0"/>
-          <w:sz w:val="22"/>
-        </w:rPr>
-        <w:t>финский залив, тургояк, парусный клуб</w:t>
-      </w:r>
-    </w:p>
-    <w:p>
-      <w:pPr>
-        <w:spacing w:after="120"/>
-      </w:pPr>
-      <w:r>
-        <w:rPr>
-          <w:rFonts w:ascii="Calibri" w:hAnsi="Calibri" w:eastAsia="Calibri"/>
-          <w:b w:val="0"/>
-          <w:sz w:val="22"/>
-        </w:rPr>
-        <w:t>Проверить, что стоят: аренда, снять, прокат. 27.08 клики «снять яхту в сочи», «стоимость аренды яхты сочи», «яхта сочи аренда» (5 ₽). Не минусовать: водные прогулки, выход в море, адлер, группа, билет, парусн, закат.</w:t>
-      </w:r>
-    </w:p>
-    <w:p>
-      <w:pPr>
-        <w:pStyle w:val="Heading1"/>
-      </w:pPr>
-      <w:r>
-        <w:rPr>
-          <w:rFonts w:ascii="Calibri" w:hAnsi="Calibri" w:eastAsia="Calibri"/>
-          <w:b/>
-          <w:color w:val="0B3D5C"/>
-          <w:sz w:val="32"/>
-        </w:rPr>
-        <w:t>7. Что делать</w:t>
-      </w:r>
-    </w:p>
-    <w:p>
-      <w:pPr>
-        <w:pStyle w:val="Heading2"/>
-      </w:pPr>
-      <w:r>
-        <w:rPr>
-          <w:rFonts w:ascii="Calibri" w:hAnsi="Calibri" w:eastAsia="Calibri"/>
-          <w:b/>
-          <w:color w:val="0B3D5C"/>
-          <w:sz w:val="26"/>
-        </w:rPr>
-        <w:t>7.1. Сейчас</w:t>
+        <w:t>8.1. Сейчас</w:t>
       </w:r>
     </w:p>
     <w:p>
@@ -3180,7 +4108,7 @@
           <w:b w:val="0"/>
           <w:sz w:val="22"/>
         </w:rPr>
-        <w:t>Оплату оставить за конверсии. Тип «Максимум конверсий». Бюджет 7 000 и цены (автоцель 160 / тел. 140 / MAX 130 / профиль 120) не трогать.</w:t>
+        <w:t>Оплату оставить за конверсии. Тип, бюджет 7 000, цели (автоцель 160 / тел. 140 / MAX 130 / профиль 120) не трогать.</w:t>
       </w:r>
     </w:p>
     <w:p>
@@ -3194,7 +4122,7 @@
           <w:b w:val="0"/>
           <w:sz w:val="22"/>
         </w:rPr>
-        <w:t>Проверить и снять галку галереи услуг, если ещё стоит. Карты не трогать — 2 из 3 заявок оттуда.</w:t>
+        <w:t>Перепроверить галку галереи услуг = выкл. Карты не трогать.</w:t>
       </w:r>
     </w:p>
     <w:p>
@@ -3222,7 +4150,7 @@
           <w:b w:val="0"/>
           <w:sz w:val="22"/>
         </w:rPr>
-        <w:t>Ключи в кавычки (список от 27.08). Дубли без кавычек удалить. Снять -купить и -морской с ключей.</w:t>
+        <w:t>Ключи в кавычки (список 27.08). Дубли без кавычек удалить.</w:t>
       </w:r>
     </w:p>
     <w:p>
@@ -3236,7 +4164,7 @@
           <w:b w:val="0"/>
           <w:sz w:val="22"/>
         </w:rPr>
-        <w:t>Минусы: финский залив, тургояк, парусный клуб + проверка аренда/снять.</w:t>
+        <w:t>Минусы: финский залив, тургояк, парусный клуб, солнечная долина + проверка аренда / снять / рыбак / паром / молодожён.</w:t>
       </w:r>
     </w:p>
     <w:p>
@@ -3250,7 +4178,7 @@
           <w:color w:val="0B3D5C"/>
           <w:sz w:val="26"/>
         </w:rPr>
-        <w:t>7.2. Не делать в пн</w:t>
+        <w:t>8.2. Не делать в пн</w:t>
       </w:r>
     </w:p>
     <w:p>
@@ -3264,7 +4192,7 @@
           <w:b w:val="0"/>
           <w:sz w:val="22"/>
         </w:rPr>
-        <w:t>Не возвращать оплату за клики.</w:t>
+        <w:t>Не возвращать оплату за клики — неделя уже не «0 и 0 ₽».</w:t>
       </w:r>
     </w:p>
     <w:p>
@@ -3278,7 +4206,7 @@
           <w:b w:val="0"/>
           <w:sz w:val="22"/>
         </w:rPr>
-        <w:t>Не включать галерею услуг «чтобы была та заявка с отзывами».</w:t>
+        <w:t>Не включать галерею услуг.</w:t>
       </w:r>
     </w:p>
     <w:p>
@@ -3306,7 +4234,7 @@
           <w:b w:val="0"/>
           <w:sz w:val="22"/>
         </w:rPr>
-        <w:t>Не поднимать цели и не менять стратегию ради порога 10/10.</w:t>
+        <w:t>Не поднимать цели ради порога 10/10.</w:t>
       </w:r>
     </w:p>
     <w:p>
@@ -3320,7 +4248,7 @@
           <w:color w:val="0B3D5C"/>
           <w:sz w:val="32"/>
         </w:rPr>
-        <w:t>8. Файлы</w:t>
+        <w:t>9. Файлы</w:t>
       </w:r>
     </w:p>
     <w:p>
@@ -3362,7 +4290,7 @@
           <w:b w:val="0"/>
           <w:sz w:val="22"/>
         </w:rPr>
-        <w:t>CSV: 2026-08-30_17-21-26_vitaminki21 (27–30.08, срез ~17:21)</w:t>
+        <w:t>CSV: 17-28-14 (24–26) + 17-21-26 (27–30, вс срез 17:21)</w:t>
       </w:r>
     </w:p>
     <w:p>
@@ -3376,7 +4304,7 @@
           <w:b w:val="0"/>
           <w:sz w:val="22"/>
         </w:rPr>
-        <w:t>Предыдущий полный неделя: …_2026-08-23.docx</w:t>
+        <w:t>Прошлая неделя: …_2026-08-23.docx (17–23, 8 конв., CPA 141)</w:t>
       </w:r>
     </w:p>
     <w:p>
@@ -3387,7 +4315,7 @@
           <w:color w:val="666666"/>
           <w:sz w:val="18"/>
         </w:rPr>
-        <w:t>Агент ЕПК групповых прогулок · 30.08.2026 · 3 конв. за 27–30 · оплату за конверсии оставить</w:t>
+        <w:t>Агент ЕПК групповых прогулок · 30.08.2026 · неделя 24–30 закрыта · 3 конв. · CPA 252 ₽ · оплату за конверсии оставить</w:t>
       </w:r>
     </w:p>
     <w:sectPr>
